--- a/عقد-إيجار-سيارات-نقل-المتوكل.docx
+++ b/عقد-إيجار-سيارات-نقل-المتوكل.docx
@@ -6,6 +6,7 @@
       <w:pPr>
         <w:spacing w:after="0" w:line="324" w:lineRule="auto"/>
         <w:rPr>
+          <w:rFonts w:asciiTheme="minorBidi" w:hAnsiTheme="minorBidi" w:cstheme="minorBidi"/>
           <w:sz w:val="2"/>
           <w:szCs w:val="2"/>
         </w:rPr>
@@ -46,9 +47,13 @@
             <w:pPr>
               <w:spacing w:before="40" w:after="40" w:line="288" w:lineRule="auto"/>
               <w:jc w:val="center"/>
+              <w:rPr>
+                <w:rFonts w:asciiTheme="minorBidi" w:hAnsiTheme="minorBidi" w:cstheme="minorBidi"/>
+              </w:rPr>
             </w:pPr>
             <w:r>
               <w:rPr>
+                <w:rFonts w:asciiTheme="minorBidi" w:hAnsiTheme="minorBidi" w:cstheme="minorBidi"/>
                 <w:b/>
                 <w:bCs/>
                 <w:color w:val="FFFFFF"/>
@@ -62,9 +67,13 @@
             <w:pPr>
               <w:spacing w:before="20" w:after="40" w:line="264" w:lineRule="auto"/>
               <w:jc w:val="center"/>
+              <w:rPr>
+                <w:rFonts w:asciiTheme="minorBidi" w:hAnsiTheme="minorBidi" w:cstheme="minorBidi"/>
+              </w:rPr>
             </w:pPr>
             <w:r>
               <w:rPr>
+                <w:rFonts w:asciiTheme="minorBidi" w:hAnsiTheme="minorBidi" w:cstheme="minorBidi"/>
                 <w:color w:val="C9E3F7"/>
                 <w:sz w:val="16"/>
                 <w:szCs w:val="16"/>
@@ -80,85 +89,67 @@
         <w:spacing w:before="280" w:after="160" w:line="384" w:lineRule="auto"/>
         <w:jc w:val="center"/>
         <w:rPr>
+          <w:rFonts w:asciiTheme="minorBidi" w:hAnsiTheme="minorBidi" w:cstheme="minorBidi"/>
           <w:b/>
           <w:bCs/>
+          <w:sz w:val="28"/>
+          <w:szCs w:val="28"/>
         </w:rPr>
       </w:pPr>
       <w:r>
         <w:rPr>
+          <w:rFonts w:asciiTheme="minorBidi" w:hAnsiTheme="minorBidi" w:cstheme="minorBidi"/>
           <w:b/>
           <w:bCs/>
           <w:color w:val="1A2433"/>
+          <w:sz w:val="28"/>
+          <w:szCs w:val="28"/>
         </w:rPr>
-        <w:t xml:space="preserve">إنه في يوم </w:t>
+        <w:t>إنه في يوم</w:t>
       </w:r>
       <w:r>
         <w:rPr>
+          <w:rFonts w:asciiTheme="minorBidi" w:hAnsiTheme="minorBidi" w:cstheme="minorBidi"/>
           <w:b/>
           <w:bCs/>
           <w:color w:val="1A2433"/>
-          <w:u w:val="single" w:color="697485"/>
+          <w:sz w:val="28"/>
+          <w:szCs w:val="28"/>
         </w:rPr>
-        <w:t>              </w:t>
+        <w:t xml:space="preserve"> الأحد</w:t>
       </w:r>
       <w:r>
         <w:rPr>
+          <w:rFonts w:asciiTheme="minorBidi" w:hAnsiTheme="minorBidi" w:cstheme="minorBidi"/>
           <w:b/>
           <w:bCs/>
           <w:color w:val="1A2433"/>
+          <w:sz w:val="28"/>
+          <w:szCs w:val="28"/>
         </w:rPr>
         <w:t xml:space="preserve"> الموافق </w:t>
       </w:r>
       <w:r>
         <w:rPr>
+          <w:rFonts w:asciiTheme="minorBidi" w:hAnsiTheme="minorBidi" w:cstheme="minorBidi"/>
           <w:b/>
           <w:bCs/>
           <w:color w:val="1A2433"/>
-          <w:u w:val="single" w:color="697485"/>
+          <w:sz w:val="28"/>
+          <w:szCs w:val="28"/>
         </w:rPr>
-        <w:t>      </w:t>
+        <w:t xml:space="preserve">١/٦/٢٠٢٥ </w:t>
       </w:r>
       <w:r>
         <w:rPr>
+          <w:rFonts w:asciiTheme="minorBidi" w:hAnsiTheme="minorBidi" w:cstheme="minorBidi"/>
           <w:b/>
           <w:bCs/>
           <w:color w:val="1A2433"/>
+          <w:sz w:val="28"/>
+          <w:szCs w:val="28"/>
         </w:rPr>
-        <w:t xml:space="preserve"> / </w:t>
-      </w:r>
-      <w:r>
-        <w:rPr>
-          <w:b/>
-          <w:bCs/>
-          <w:color w:val="1A2433"/>
-          <w:u w:val="single" w:color="697485"/>
-        </w:rPr>
-        <w:t>      </w:t>
-      </w:r>
-      <w:r>
-        <w:rPr>
-          <w:b/>
-          <w:bCs/>
-          <w:color w:val="1A2433"/>
-        </w:rPr>
-        <w:t xml:space="preserve"> / </w:t>
-      </w:r>
-      <w:r>
-        <w:rPr>
-          <w:b/>
-          <w:bCs/>
-          <w:color w:val="1A2433"/>
-          <w:u w:val="single" w:color="697485"/>
-        </w:rPr>
-        <w:t>        </w:t>
-      </w:r>
-      <w:r>
-        <w:rPr>
-          <w:b/>
-          <w:bCs/>
-          <w:color w:val="1A2433"/>
-        </w:rPr>
-        <w:t xml:space="preserve"> ، بين كل من:</w:t>
+        <w:t>، بين كل من:</w:t>
       </w:r>
     </w:p>
     <w:tbl>
@@ -195,14 +186,20 @@
           <w:p>
             <w:pPr>
               <w:spacing w:after="120" w:line="288" w:lineRule="auto"/>
+              <w:rPr>
+                <w:rFonts w:asciiTheme="minorBidi" w:hAnsiTheme="minorBidi" w:cstheme="minorBidi"/>
+                <w:sz w:val="28"/>
+                <w:szCs w:val="28"/>
+              </w:rPr>
             </w:pPr>
             <w:r>
               <w:rPr>
+                <w:rFonts w:asciiTheme="minorBidi" w:hAnsiTheme="minorBidi" w:cstheme="minorBidi"/>
                 <w:b/>
                 <w:bCs/>
                 <w:color w:val="0163AA"/>
-                <w:sz w:val="26"/>
-                <w:szCs w:val="26"/>
+                <w:sz w:val="28"/>
+                <w:szCs w:val="28"/>
               </w:rPr>
               <w:t>الطرف الأول</w:t>
             </w:r>
@@ -210,61 +207,69 @@
           <w:p>
             <w:pPr>
               <w:spacing w:before="40" w:after="80" w:line="360" w:lineRule="auto"/>
+              <w:rPr>
+                <w:rFonts w:asciiTheme="minorBidi" w:hAnsiTheme="minorBidi" w:cstheme="minorBidi"/>
+                <w:sz w:val="28"/>
+                <w:szCs w:val="28"/>
+              </w:rPr>
             </w:pPr>
             <w:r>
               <w:rPr>
+                <w:rFonts w:asciiTheme="minorBidi" w:hAnsiTheme="minorBidi" w:cstheme="minorBidi"/>
                 <w:b/>
                 <w:bCs/>
                 <w:color w:val="1E4B7A"/>
-                <w:sz w:val="21"/>
-                <w:szCs w:val="21"/>
+                <w:sz w:val="28"/>
+                <w:szCs w:val="28"/>
               </w:rPr>
               <w:t xml:space="preserve">السادة / </w:t>
             </w:r>
             <w:r>
               <w:rPr>
-                <w:rFonts w:hint="cs"/>
+                <w:rFonts w:asciiTheme="minorBidi" w:hAnsiTheme="minorBidi" w:cstheme="minorBidi"/>
                 <w:b/>
                 <w:bCs/>
                 <w:color w:val="1E4B7A"/>
-                <w:sz w:val="21"/>
-                <w:szCs w:val="21"/>
+                <w:sz w:val="28"/>
+                <w:szCs w:val="28"/>
               </w:rPr>
               <w:t>شركة المتوكل لخدمات النقل</w:t>
             </w:r>
             <w:r>
               <w:rPr>
+                <w:rFonts w:asciiTheme="minorBidi" w:hAnsiTheme="minorBidi" w:cstheme="minorBidi"/>
                 <w:color w:val="1A2433"/>
-                <w:sz w:val="21"/>
-                <w:szCs w:val="21"/>
+                <w:sz w:val="28"/>
+                <w:szCs w:val="28"/>
               </w:rPr>
               <w:t xml:space="preserve"> سجل تجاري رقم</w:t>
             </w:r>
             <w:r>
               <w:rPr>
-                <w:rFonts w:hint="cs"/>
+                <w:rFonts w:asciiTheme="minorBidi" w:hAnsiTheme="minorBidi" w:cstheme="minorBidi"/>
                 <w:color w:val="1A2433"/>
-                <w:sz w:val="21"/>
-                <w:szCs w:val="21"/>
+                <w:sz w:val="28"/>
+                <w:szCs w:val="28"/>
               </w:rPr>
               <w:t xml:space="preserve"> (</w:t>
             </w:r>
             <w:r>
               <w:rPr>
-                <w:rFonts w:hint="cs"/>
+                <w:rFonts w:asciiTheme="minorBidi" w:hAnsiTheme="minorBidi" w:cstheme="minorBidi"/>
                 <w:b/>
                 <w:bCs/>
                 <w:color w:val="1A2433"/>
-                <w:sz w:val="21"/>
-                <w:szCs w:val="21"/>
+                <w:sz w:val="28"/>
+                <w:szCs w:val="28"/>
               </w:rPr>
               <w:t>١٤٣٥٦</w:t>
             </w:r>
             <w:r>
               <w:rPr>
+                <w:rFonts w:asciiTheme="minorBidi" w:hAnsiTheme="minorBidi" w:cstheme="minorBidi"/>
                 <w:color w:val="1A2433"/>
-                <w:sz w:val="21"/>
-                <w:szCs w:val="21"/>
+                <w:sz w:val="28"/>
+                <w:szCs w:val="28"/>
               </w:rPr>
               <w:t>)</w:t>
             </w:r>
@@ -272,42 +277,49 @@
           <w:p>
             <w:pPr>
               <w:spacing w:before="40" w:after="80" w:line="360" w:lineRule="auto"/>
+              <w:rPr>
+                <w:rFonts w:asciiTheme="minorBidi" w:hAnsiTheme="minorBidi" w:cstheme="minorBidi"/>
+                <w:sz w:val="28"/>
+                <w:szCs w:val="28"/>
+              </w:rPr>
             </w:pPr>
             <w:r>
               <w:rPr>
+                <w:rFonts w:asciiTheme="minorBidi" w:hAnsiTheme="minorBidi" w:cstheme="minorBidi"/>
                 <w:b/>
                 <w:bCs/>
                 <w:color w:val="1E4B7A"/>
-                <w:sz w:val="21"/>
-                <w:szCs w:val="21"/>
+                <w:sz w:val="28"/>
+                <w:szCs w:val="28"/>
               </w:rPr>
               <w:t>بطاقة ضريبية رقم</w:t>
             </w:r>
             <w:r>
               <w:rPr>
-                <w:rFonts w:hint="cs"/>
+                <w:rFonts w:asciiTheme="minorBidi" w:hAnsiTheme="minorBidi" w:cstheme="minorBidi"/>
                 <w:color w:val="1A2433"/>
-                <w:sz w:val="21"/>
-                <w:szCs w:val="21"/>
+                <w:sz w:val="28"/>
+                <w:szCs w:val="28"/>
               </w:rPr>
               <w:t xml:space="preserve"> (</w:t>
             </w:r>
             <w:r>
               <w:rPr>
-                <w:rFonts w:hint="cs"/>
+                <w:rFonts w:asciiTheme="minorBidi" w:hAnsiTheme="minorBidi" w:cstheme="minorBidi"/>
                 <w:b/>
                 <w:bCs/>
                 <w:color w:val="1A2433"/>
-                <w:sz w:val="21"/>
-                <w:szCs w:val="21"/>
+                <w:sz w:val="28"/>
+                <w:szCs w:val="28"/>
               </w:rPr>
               <w:t>٨٥٩-٧٤٢-٦٦٧</w:t>
             </w:r>
             <w:r>
               <w:rPr>
+                <w:rFonts w:asciiTheme="minorBidi" w:hAnsiTheme="minorBidi" w:cstheme="minorBidi"/>
                 <w:color w:val="1A2433"/>
-                <w:sz w:val="21"/>
-                <w:szCs w:val="21"/>
+                <w:sz w:val="28"/>
+                <w:szCs w:val="28"/>
               </w:rPr>
               <w:t xml:space="preserve">)        </w:t>
             </w:r>
@@ -315,44 +327,56 @@
           <w:p>
             <w:pPr>
               <w:spacing w:before="40" w:after="80" w:line="360" w:lineRule="auto"/>
+              <w:rPr>
+                <w:rFonts w:asciiTheme="minorBidi" w:hAnsiTheme="minorBidi" w:cstheme="minorBidi"/>
+                <w:sz w:val="28"/>
+                <w:szCs w:val="28"/>
+              </w:rPr>
             </w:pPr>
             <w:r>
               <w:rPr>
+                <w:rFonts w:asciiTheme="minorBidi" w:hAnsiTheme="minorBidi" w:cstheme="minorBidi"/>
                 <w:b/>
                 <w:bCs/>
                 <w:color w:val="1E4B7A"/>
-                <w:sz w:val="21"/>
-                <w:szCs w:val="21"/>
+                <w:sz w:val="28"/>
+                <w:szCs w:val="28"/>
               </w:rPr>
               <w:t>ويمثلها السي</w:t>
             </w:r>
             <w:r>
               <w:rPr>
-                <w:rFonts w:hint="cs"/>
+                <w:rFonts w:asciiTheme="minorBidi" w:hAnsiTheme="minorBidi" w:cstheme="minorBidi"/>
                 <w:b/>
                 <w:bCs/>
                 <w:color w:val="1E4B7A"/>
-                <w:sz w:val="21"/>
-                <w:szCs w:val="21"/>
+                <w:sz w:val="28"/>
+                <w:szCs w:val="28"/>
               </w:rPr>
               <w:t>د / أحمد عادل حسن عبدالمغيث رفاعي</w:t>
             </w:r>
-          </w:p>
-          <w:p>
-            <w:pPr>
-              <w:spacing w:before="80" w:after="0" w:line="324" w:lineRule="auto"/>
-              <w:jc w:val="right"/>
-            </w:pPr>
             <w:r>
               <w:rPr>
+                <w:rFonts w:asciiTheme="minorBidi" w:hAnsiTheme="minorBidi" w:cstheme="minorBidi" w:hint="cs"/>
+                <w:b/>
+                <w:bCs/>
+                <w:color w:val="1E4B7A"/>
+                <w:sz w:val="28"/>
+                <w:szCs w:val="28"/>
+              </w:rPr>
+              <w:t xml:space="preserve">.                                          </w:t>
+            </w:r>
+            <w:r>
+              <w:rPr>
+                <w:rFonts w:asciiTheme="minorBidi" w:hAnsiTheme="minorBidi" w:cstheme="minorBidi"/>
                 <w:b/>
                 <w:bCs/>
                 <w:color w:val="FFFFFF"/>
-                <w:sz w:val="20"/>
-                <w:szCs w:val="20"/>
+                <w:sz w:val="28"/>
+                <w:szCs w:val="28"/>
                 <w:shd w:val="clear" w:color="auto" w:fill="1E4B7A"/>
               </w:rPr>
-              <w:t xml:space="preserve">  ( طرف أول )  </w:t>
+              <w:t xml:space="preserve"> ( طرف أول )  </w:t>
             </w:r>
           </w:p>
         </w:tc>
@@ -361,6 +385,11 @@
     <w:p>
       <w:pPr>
         <w:spacing w:after="0" w:line="120" w:lineRule="auto"/>
+        <w:rPr>
+          <w:rFonts w:asciiTheme="minorBidi" w:hAnsiTheme="minorBidi" w:cstheme="minorBidi"/>
+          <w:sz w:val="28"/>
+          <w:szCs w:val="28"/>
+        </w:rPr>
       </w:pPr>
     </w:p>
     <w:tbl>
@@ -397,14 +426,20 @@
           <w:p>
             <w:pPr>
               <w:spacing w:after="120" w:line="288" w:lineRule="auto"/>
+              <w:rPr>
+                <w:rFonts w:asciiTheme="minorBidi" w:hAnsiTheme="minorBidi" w:cstheme="minorBidi"/>
+                <w:sz w:val="28"/>
+                <w:szCs w:val="28"/>
+              </w:rPr>
             </w:pPr>
             <w:r>
               <w:rPr>
+                <w:rFonts w:asciiTheme="minorBidi" w:hAnsiTheme="minorBidi" w:cstheme="minorBidi"/>
                 <w:b/>
                 <w:bCs/>
                 <w:color w:val="0163AA"/>
-                <w:sz w:val="26"/>
-                <w:szCs w:val="26"/>
+                <w:sz w:val="28"/>
+                <w:szCs w:val="28"/>
               </w:rPr>
               <w:t>الطرف الثاني</w:t>
             </w:r>
@@ -412,75 +447,81 @@
           <w:p>
             <w:pPr>
               <w:spacing w:before="40" w:after="80" w:line="360" w:lineRule="auto"/>
+              <w:rPr>
+                <w:rFonts w:asciiTheme="minorBidi" w:hAnsiTheme="minorBidi" w:cstheme="minorBidi"/>
+                <w:sz w:val="28"/>
+                <w:szCs w:val="28"/>
+              </w:rPr>
             </w:pPr>
             <w:r>
               <w:rPr>
+                <w:rFonts w:asciiTheme="minorBidi" w:hAnsiTheme="minorBidi" w:cstheme="minorBidi"/>
                 <w:b/>
                 <w:bCs/>
                 <w:color w:val="1E4B7A"/>
-                <w:sz w:val="21"/>
-                <w:szCs w:val="21"/>
+                <w:sz w:val="28"/>
+                <w:szCs w:val="28"/>
               </w:rPr>
-              <w:t>السادة / شركة</w:t>
+              <w:t>السادة /</w:t>
             </w:r>
             <w:r>
               <w:rPr>
-                <w:color w:val="1A2433"/>
-                <w:sz w:val="21"/>
-                <w:szCs w:val="21"/>
+                <w:rFonts w:asciiTheme="minorBidi" w:hAnsiTheme="minorBidi" w:cstheme="minorBidi"/>
+                <w:b/>
+                <w:bCs/>
+                <w:color w:val="1E4B7A"/>
+                <w:sz w:val="28"/>
+                <w:szCs w:val="28"/>
+              </w:rPr>
+              <w:t xml:space="preserve"> كريم أيوب صليب فرج</w:t>
+            </w:r>
+            <w:r>
+              <w:rPr>
+                <w:rFonts w:asciiTheme="minorBidi" w:hAnsiTheme="minorBidi" w:cstheme="minorBidi"/>
+                <w:b/>
+                <w:bCs/>
+                <w:color w:val="1E4B7A"/>
+                <w:sz w:val="28"/>
+                <w:szCs w:val="28"/>
               </w:rPr>
               <w:t xml:space="preserve"> </w:t>
             </w:r>
             <w:r>
               <w:rPr>
+                <w:rFonts w:asciiTheme="minorBidi" w:hAnsiTheme="minorBidi" w:cstheme="minorBidi"/>
                 <w:color w:val="1A2433"/>
-                <w:sz w:val="21"/>
-                <w:szCs w:val="21"/>
-                <w:u w:val="single" w:color="697485"/>
+                <w:sz w:val="28"/>
+                <w:szCs w:val="28"/>
               </w:rPr>
-              <w:t>                                  </w:t>
+              <w:t xml:space="preserve">سجل تجاري رقم </w:t>
             </w:r>
             <w:r>
               <w:rPr>
+                <w:rFonts w:asciiTheme="minorBidi" w:hAnsiTheme="minorBidi" w:cstheme="minorBidi"/>
                 <w:color w:val="1A2433"/>
-                <w:sz w:val="21"/>
-                <w:szCs w:val="21"/>
+                <w:sz w:val="28"/>
+                <w:szCs w:val="28"/>
               </w:rPr>
-              <w:t xml:space="preserve">     سجل تجاري رقم (</w:t>
+              <w:t>(</w:t>
             </w:r>
             <w:r>
               <w:rPr>
+                <w:rFonts w:asciiTheme="minorBidi" w:hAnsiTheme="minorBidi" w:cstheme="minorBidi"/>
+                <w:b/>
+                <w:bCs/>
                 <w:color w:val="1A2433"/>
-                <w:sz w:val="21"/>
-                <w:szCs w:val="21"/>
-                <w:u w:val="single" w:color="697485"/>
+                <w:sz w:val="28"/>
+                <w:szCs w:val="28"/>
+                <w:lang w:bidi="ar-SA"/>
               </w:rPr>
-              <w:t>      </w:t>
+              <w:t>١٠٣٠٨٧</w:t>
             </w:r>
             <w:r>
               <w:rPr>
-                <w:rFonts w:hint="cs"/>
+                <w:rFonts w:asciiTheme="minorBidi" w:hAnsiTheme="minorBidi" w:cstheme="minorBidi"/>
                 <w:color w:val="1A2433"/>
-                <w:sz w:val="21"/>
-                <w:szCs w:val="21"/>
-                <w:u w:val="single" w:color="697485"/>
-              </w:rPr>
-              <w:t xml:space="preserve">           </w:t>
-            </w:r>
-            <w:r>
-              <w:rPr>
-                <w:color w:val="1A2433"/>
-                <w:sz w:val="21"/>
-                <w:szCs w:val="21"/>
-                <w:u w:val="single" w:color="697485"/>
-              </w:rPr>
-              <w:t>        </w:t>
-            </w:r>
-            <w:r>
-              <w:rPr>
-                <w:color w:val="1A2433"/>
-                <w:sz w:val="21"/>
-                <w:szCs w:val="21"/>
+                <w:sz w:val="28"/>
+                <w:szCs w:val="28"/>
               </w:rPr>
               <w:t>)</w:t>
             </w:r>
@@ -488,114 +529,187 @@
           <w:p>
             <w:pPr>
               <w:spacing w:before="40" w:after="80" w:line="360" w:lineRule="auto"/>
+              <w:rPr>
+                <w:rFonts w:asciiTheme="minorBidi" w:hAnsiTheme="minorBidi" w:cstheme="minorBidi"/>
+                <w:sz w:val="28"/>
+                <w:szCs w:val="28"/>
+                <w:lang w:bidi="ar-SA"/>
+              </w:rPr>
             </w:pPr>
             <w:r>
               <w:rPr>
+                <w:rFonts w:asciiTheme="minorBidi" w:hAnsiTheme="minorBidi" w:cstheme="minorBidi"/>
                 <w:b/>
                 <w:bCs/>
                 <w:color w:val="1E4B7A"/>
-                <w:sz w:val="21"/>
-                <w:szCs w:val="21"/>
+                <w:sz w:val="28"/>
+                <w:szCs w:val="28"/>
               </w:rPr>
               <w:t>بطاقة ضريبية رقم</w:t>
             </w:r>
             <w:r>
               <w:rPr>
+                <w:rFonts w:asciiTheme="minorBidi" w:hAnsiTheme="minorBidi" w:cstheme="minorBidi"/>
                 <w:color w:val="1A2433"/>
-                <w:sz w:val="21"/>
-                <w:szCs w:val="21"/>
+                <w:sz w:val="28"/>
+                <w:szCs w:val="28"/>
               </w:rPr>
-              <w:t xml:space="preserve"> (</w:t>
+              <w:t xml:space="preserve"> </w:t>
             </w:r>
             <w:r>
               <w:rPr>
+                <w:rFonts w:asciiTheme="minorBidi" w:hAnsiTheme="minorBidi" w:cstheme="minorBidi"/>
                 <w:color w:val="1A2433"/>
-                <w:sz w:val="21"/>
-                <w:szCs w:val="21"/>
-                <w:u w:val="single" w:color="697485"/>
+                <w:sz w:val="28"/>
+                <w:szCs w:val="28"/>
               </w:rPr>
-              <w:t>      </w:t>
+              <w:t>(</w:t>
             </w:r>
             <w:r>
               <w:rPr>
-                <w:rFonts w:hint="cs"/>
+                <w:rFonts w:asciiTheme="minorBidi" w:hAnsiTheme="minorBidi" w:cstheme="minorBidi" w:hint="cs"/>
+                <w:b/>
+                <w:bCs/>
                 <w:color w:val="1A2433"/>
-                <w:sz w:val="21"/>
-                <w:szCs w:val="21"/>
-                <w:u w:val="single" w:color="697485"/>
+                <w:sz w:val="28"/>
+                <w:szCs w:val="28"/>
               </w:rPr>
-              <w:t xml:space="preserve">             </w:t>
+              <w:t>٢٣٧</w:t>
             </w:r>
             <w:r>
               <w:rPr>
+                <w:rFonts w:asciiTheme="minorBidi" w:hAnsiTheme="minorBidi" w:cstheme="minorBidi"/>
+                <w:b/>
+                <w:bCs/>
                 <w:color w:val="1A2433"/>
-                <w:sz w:val="21"/>
-                <w:szCs w:val="21"/>
-                <w:u w:val="single" w:color="697485"/>
+                <w:sz w:val="28"/>
+                <w:szCs w:val="28"/>
               </w:rPr>
-              <w:t>          </w:t>
+              <w:t>-</w:t>
             </w:r>
             <w:r>
               <w:rPr>
+                <w:rFonts w:asciiTheme="minorBidi" w:hAnsiTheme="minorBidi" w:cstheme="minorBidi" w:hint="cs"/>
+                <w:b/>
+                <w:bCs/>
                 <w:color w:val="1A2433"/>
-                <w:sz w:val="21"/>
-                <w:szCs w:val="21"/>
+                <w:sz w:val="28"/>
+                <w:szCs w:val="28"/>
               </w:rPr>
-              <w:t xml:space="preserve">)        </w:t>
+              <w:t>٣٧٦</w:t>
+            </w:r>
+            <w:r>
+              <w:rPr>
+                <w:rFonts w:asciiTheme="minorBidi" w:hAnsiTheme="minorBidi" w:cstheme="minorBidi"/>
+                <w:b/>
+                <w:bCs/>
+                <w:color w:val="1A2433"/>
+                <w:sz w:val="28"/>
+                <w:szCs w:val="28"/>
+              </w:rPr>
+              <w:t>-</w:t>
+            </w:r>
+            <w:r>
+              <w:rPr>
+                <w:rFonts w:asciiTheme="minorBidi" w:hAnsiTheme="minorBidi" w:cstheme="minorBidi" w:hint="cs"/>
+                <w:b/>
+                <w:bCs/>
+                <w:color w:val="1A2433"/>
+                <w:sz w:val="28"/>
+                <w:szCs w:val="28"/>
+              </w:rPr>
+              <w:t>٦٧٢</w:t>
+            </w:r>
+            <w:r>
+              <w:rPr>
+                <w:rFonts w:asciiTheme="minorBidi" w:hAnsiTheme="minorBidi" w:cstheme="minorBidi"/>
+                <w:color w:val="1A2433"/>
+                <w:sz w:val="28"/>
+                <w:szCs w:val="28"/>
+              </w:rPr>
+              <w:t>)</w:t>
+            </w:r>
+            <w:r>
+              <w:rPr>
+                <w:rFonts w:asciiTheme="minorBidi" w:hAnsiTheme="minorBidi" w:cstheme="minorBidi"/>
+                <w:color w:val="1A2433"/>
+                <w:sz w:val="28"/>
+                <w:szCs w:val="28"/>
+                <w:rtl w:val="0"/>
+              </w:rPr>
+              <w:t xml:space="preserve"> </w:t>
+            </w:r>
+            <w:r>
+              <w:rPr>
+                <w:rFonts w:asciiTheme="minorBidi" w:hAnsiTheme="minorBidi" w:cstheme="minorBidi"/>
+                <w:color w:val="1A2433"/>
+                <w:sz w:val="28"/>
+                <w:szCs w:val="28"/>
+                <w:lang w:bidi="ar-SA"/>
+              </w:rPr>
+              <w:t xml:space="preserve"> </w:t>
+            </w:r>
+            <w:r>
+              <w:rPr>
+                <w:rFonts w:asciiTheme="minorBidi" w:hAnsiTheme="minorBidi" w:cstheme="minorBidi" w:hint="cs"/>
+                <w:color w:val="1A2433"/>
+                <w:sz w:val="28"/>
+                <w:szCs w:val="28"/>
+                <w:lang w:bidi="ar-SA"/>
+              </w:rPr>
+              <w:t xml:space="preserve"> </w:t>
             </w:r>
           </w:p>
           <w:p>
             <w:pPr>
               <w:spacing w:before="40" w:after="80" w:line="360" w:lineRule="auto"/>
+              <w:rPr>
+                <w:rFonts w:asciiTheme="minorBidi" w:hAnsiTheme="minorBidi" w:cstheme="minorBidi"/>
+                <w:sz w:val="28"/>
+                <w:szCs w:val="28"/>
+              </w:rPr>
             </w:pPr>
             <w:r>
               <w:rPr>
+                <w:rFonts w:asciiTheme="minorBidi" w:hAnsiTheme="minorBidi" w:cstheme="minorBidi"/>
                 <w:b/>
                 <w:bCs/>
                 <w:color w:val="1E4B7A"/>
-                <w:sz w:val="21"/>
-                <w:szCs w:val="21"/>
+                <w:sz w:val="28"/>
+                <w:szCs w:val="28"/>
               </w:rPr>
-              <w:t>ويمثلها السيد /</w:t>
+              <w:t xml:space="preserve">ويمثلها السيد </w:t>
             </w:r>
             <w:r>
               <w:rPr>
-                <w:color w:val="1A2433"/>
-                <w:sz w:val="21"/>
-                <w:szCs w:val="21"/>
+                <w:rFonts w:asciiTheme="minorBidi" w:hAnsiTheme="minorBidi" w:cstheme="minorBidi"/>
+                <w:b/>
+                <w:bCs/>
+                <w:color w:val="1E4B7A"/>
+                <w:sz w:val="28"/>
+                <w:szCs w:val="28"/>
               </w:rPr>
-              <w:t xml:space="preserve"> </w:t>
+              <w:t>/ كريم أيوب صليب فرج</w:t>
             </w:r>
             <w:r>
               <w:rPr>
-                <w:color w:val="1A2433"/>
-                <w:sz w:val="21"/>
-                <w:szCs w:val="21"/>
-                <w:u w:val="single" w:color="697485"/>
+                <w:rFonts w:asciiTheme="minorBidi" w:hAnsiTheme="minorBidi" w:cstheme="minorBidi" w:hint="cs"/>
+                <w:b/>
+                <w:bCs/>
+                <w:color w:val="1E4B7A"/>
+                <w:sz w:val="28"/>
+                <w:szCs w:val="28"/>
               </w:rPr>
-              <w:t>                          </w:t>
+              <w:t xml:space="preserve">.                                                        </w:t>
             </w:r>
             <w:r>
               <w:rPr>
-                <w:color w:val="1A2433"/>
-                <w:sz w:val="21"/>
-                <w:szCs w:val="21"/>
-              </w:rPr>
-              <w:t xml:space="preserve">     </w:t>
-            </w:r>
-          </w:p>
-          <w:p>
-            <w:pPr>
-              <w:spacing w:before="80" w:after="0" w:line="324" w:lineRule="auto"/>
-              <w:jc w:val="right"/>
-            </w:pPr>
-            <w:r>
-              <w:rPr>
+                <w:rFonts w:asciiTheme="minorBidi" w:hAnsiTheme="minorBidi" w:cstheme="minorBidi"/>
                 <w:b/>
                 <w:bCs/>
                 <w:color w:val="FFFFFF"/>
-                <w:sz w:val="20"/>
-                <w:szCs w:val="20"/>
+                <w:sz w:val="28"/>
+                <w:szCs w:val="28"/>
                 <w:shd w:val="clear" w:color="auto" w:fill="1E4B7A"/>
               </w:rPr>
               <w:t xml:space="preserve">  ( طرف ثانٍ )  </w:t>
@@ -611,194 +725,321 @@
           <w:bottom w:val="single" w:sz="10" w:space="4" w:color="0163AA"/>
         </w:pBdr>
         <w:spacing w:before="320" w:after="160" w:line="324" w:lineRule="auto"/>
+        <w:jc w:val="center"/>
+        <w:rPr>
+          <w:rFonts w:asciiTheme="minorBidi" w:hAnsiTheme="minorBidi" w:cstheme="minorBidi"/>
+          <w:sz w:val="28"/>
+          <w:szCs w:val="28"/>
+        </w:rPr>
       </w:pPr>
       <w:r>
         <w:rPr>
+          <w:rFonts w:asciiTheme="minorBidi" w:hAnsiTheme="minorBidi" w:cstheme="minorBidi"/>
           <w:b/>
           <w:bCs/>
           <w:color w:val="0163AA"/>
           <w:sz w:val="28"/>
           <w:szCs w:val="28"/>
         </w:rPr>
-        <w:t>تمهيد</w:t>
+        <w:t>تمهي</w:t>
+      </w:r>
+      <w:r>
+        <w:rPr>
+          <w:rFonts w:asciiTheme="minorBidi" w:hAnsiTheme="minorBidi" w:cstheme="minorBidi" w:hint="cs"/>
+          <w:b/>
+          <w:bCs/>
+          <w:color w:val="0163AA"/>
+          <w:sz w:val="28"/>
+          <w:szCs w:val="28"/>
+        </w:rPr>
+        <w:t>ــــــــــــــــــــــــــــــ</w:t>
+      </w:r>
+      <w:r>
+        <w:rPr>
+          <w:rFonts w:asciiTheme="minorBidi" w:hAnsiTheme="minorBidi" w:cstheme="minorBidi"/>
+          <w:b/>
+          <w:bCs/>
+          <w:color w:val="0163AA"/>
+          <w:sz w:val="28"/>
+          <w:szCs w:val="28"/>
+        </w:rPr>
+        <w:t>د</w:t>
       </w:r>
     </w:p>
     <w:p>
       <w:pPr>
-        <w:spacing w:after="100" w:line="360" w:lineRule="auto"/>
+        <w:spacing w:after="100"/>
         <w:ind w:right="340"/>
         <w:jc w:val="both"/>
         <w:rPr>
+          <w:rFonts w:asciiTheme="minorBidi" w:hAnsiTheme="minorBidi" w:cstheme="minorBidi"/>
           <w:b/>
           <w:bCs/>
+          <w:sz w:val="28"/>
+          <w:szCs w:val="28"/>
         </w:rPr>
       </w:pPr>
       <w:r>
         <w:rPr>
+          <w:rFonts w:ascii="Segoe UI Symbol" w:hAnsi="Segoe UI Symbol" w:cs="Segoe UI Symbol" w:hint="cs"/>
           <w:b/>
           <w:bCs/>
           <w:color w:val="0163AA"/>
-          <w:sz w:val="20"/>
-          <w:szCs w:val="20"/>
+          <w:sz w:val="28"/>
+          <w:szCs w:val="28"/>
         </w:rPr>
-        <w:t xml:space="preserve">◂  </w:t>
+        <w:t>◂</w:t>
       </w:r>
       <w:r>
         <w:rPr>
+          <w:rFonts w:ascii="Segoe UI Symbol" w:hAnsi="Segoe UI Symbol" w:cs="Segoe UI Symbol" w:hint="cs"/>
+          <w:b/>
+          <w:bCs/>
+          <w:color w:val="0163AA"/>
+          <w:sz w:val="28"/>
+          <w:szCs w:val="28"/>
+        </w:rPr>
+        <w:t xml:space="preserve"> </w:t>
+      </w:r>
+      <w:r>
+        <w:rPr>
+          <w:rFonts w:asciiTheme="minorBidi" w:hAnsiTheme="minorBidi" w:cstheme="minorBidi"/>
           <w:b/>
           <w:bCs/>
           <w:color w:val="1A2433"/>
-          <w:sz w:val="21"/>
-          <w:szCs w:val="21"/>
+          <w:sz w:val="28"/>
+          <w:szCs w:val="28"/>
         </w:rPr>
-        <w:t>يمتلك الطرف الأول شركة لخدمات النقل والنولون، ونظرًا لاحتياج الطرف الأول لشركة لتأجير المعدات وسيارات النقل بمختلف الحمولات.</w:t>
+        <w:t xml:space="preserve">يمتلك الطرف الأول شركة لخدمات النقل </w:t>
+      </w:r>
+      <w:r>
+        <w:rPr>
+          <w:rFonts w:asciiTheme="minorBidi" w:hAnsiTheme="minorBidi" w:cstheme="minorBidi" w:hint="cs"/>
+          <w:b/>
+          <w:bCs/>
+          <w:color w:val="1A2433"/>
+          <w:sz w:val="28"/>
+          <w:szCs w:val="28"/>
+        </w:rPr>
+        <w:t>والبضائع</w:t>
+      </w:r>
+      <w:r>
+        <w:rPr>
+          <w:rFonts w:asciiTheme="minorBidi" w:hAnsiTheme="minorBidi" w:cstheme="minorBidi"/>
+          <w:b/>
+          <w:bCs/>
+          <w:color w:val="1A2433"/>
+          <w:sz w:val="28"/>
+          <w:szCs w:val="28"/>
+        </w:rPr>
+        <w:t>، ونظرًا لاحتياج الطرف الأول لشركة لتأجير المعدات وسيارات النقل بمختلف الحمولات.</w:t>
       </w:r>
     </w:p>
     <w:p>
       <w:pPr>
-        <w:spacing w:after="100" w:line="360" w:lineRule="auto"/>
+        <w:spacing w:after="100"/>
         <w:ind w:right="340"/>
         <w:jc w:val="both"/>
         <w:rPr>
+          <w:rFonts w:asciiTheme="minorBidi" w:hAnsiTheme="minorBidi" w:cstheme="minorBidi"/>
           <w:b/>
           <w:bCs/>
+          <w:sz w:val="28"/>
+          <w:szCs w:val="28"/>
         </w:rPr>
       </w:pPr>
       <w:r>
         <w:rPr>
+          <w:rFonts w:ascii="Segoe UI Symbol" w:hAnsi="Segoe UI Symbol" w:cs="Segoe UI Symbol" w:hint="cs"/>
           <w:b/>
           <w:bCs/>
           <w:color w:val="0163AA"/>
-          <w:sz w:val="20"/>
-          <w:szCs w:val="20"/>
+          <w:sz w:val="28"/>
+          <w:szCs w:val="28"/>
         </w:rPr>
-        <w:t xml:space="preserve">◂  </w:t>
+        <w:t>◂</w:t>
       </w:r>
       <w:r>
         <w:rPr>
+          <w:rFonts w:ascii="Segoe UI Symbol" w:hAnsi="Segoe UI Symbol" w:cs="Segoe UI Symbol" w:hint="cs"/>
+          <w:b/>
+          <w:bCs/>
+          <w:color w:val="0163AA"/>
+          <w:sz w:val="28"/>
+          <w:szCs w:val="28"/>
+        </w:rPr>
+        <w:t xml:space="preserve"> </w:t>
+      </w:r>
+      <w:r>
+        <w:rPr>
+          <w:rFonts w:asciiTheme="minorBidi" w:hAnsiTheme="minorBidi" w:cstheme="minorBidi"/>
           <w:b/>
           <w:bCs/>
           <w:color w:val="1A2433"/>
-          <w:sz w:val="21"/>
-          <w:szCs w:val="21"/>
+          <w:sz w:val="28"/>
+          <w:szCs w:val="28"/>
         </w:rPr>
         <w:t>وحيث إن الطرف الثاني يمتلك الخبرة والإمكانيات اللازمة والكاملة التي تؤهله لتلبية احتياج الطرف الأول من توفير أي عدد من سيارات النقل بأنواعها: الجرارات والتريلات والسيارات ذات الحمولات الأقل.</w:t>
       </w:r>
     </w:p>
     <w:p>
       <w:pPr>
-        <w:spacing w:after="100" w:line="360" w:lineRule="auto"/>
+        <w:spacing w:after="100"/>
         <w:ind w:right="340"/>
         <w:jc w:val="both"/>
         <w:rPr>
+          <w:rFonts w:asciiTheme="minorBidi" w:hAnsiTheme="minorBidi" w:cstheme="minorBidi"/>
           <w:b/>
           <w:bCs/>
+          <w:sz w:val="28"/>
+          <w:szCs w:val="28"/>
         </w:rPr>
       </w:pPr>
       <w:r>
         <w:rPr>
+          <w:rFonts w:ascii="Segoe UI Symbol" w:hAnsi="Segoe UI Symbol" w:cs="Segoe UI Symbol" w:hint="cs"/>
           <w:b/>
           <w:bCs/>
           <w:color w:val="0163AA"/>
-          <w:sz w:val="20"/>
-          <w:szCs w:val="20"/>
+          <w:sz w:val="28"/>
+          <w:szCs w:val="28"/>
         </w:rPr>
-        <w:t xml:space="preserve">◂  </w:t>
+        <w:t>◂</w:t>
       </w:r>
       <w:r>
         <w:rPr>
+          <w:rFonts w:ascii="Segoe UI Symbol" w:hAnsi="Segoe UI Symbol" w:cs="Segoe UI Symbol" w:hint="cs"/>
+          <w:b/>
+          <w:bCs/>
+          <w:color w:val="0163AA"/>
+          <w:sz w:val="28"/>
+          <w:szCs w:val="28"/>
+        </w:rPr>
+        <w:t xml:space="preserve"> </w:t>
+      </w:r>
+      <w:r>
+        <w:rPr>
+          <w:rFonts w:asciiTheme="minorBidi" w:hAnsiTheme="minorBidi" w:cstheme="minorBidi"/>
           <w:b/>
           <w:bCs/>
           <w:color w:val="1A2433"/>
-          <w:sz w:val="21"/>
-          <w:szCs w:val="21"/>
+          <w:sz w:val="28"/>
+          <w:szCs w:val="28"/>
         </w:rPr>
         <w:t>وقد تقدّم الطرف الثاني بطلب لتقديم ( خدمة إيجار السيارات ) باعتباره إحدى الشركات المتخصصة.</w:t>
       </w:r>
     </w:p>
     <w:p>
       <w:pPr>
-        <w:spacing w:after="100" w:line="360" w:lineRule="auto"/>
+        <w:spacing w:after="100"/>
         <w:ind w:right="340"/>
         <w:jc w:val="both"/>
         <w:rPr>
+          <w:rFonts w:asciiTheme="minorBidi" w:hAnsiTheme="minorBidi" w:cstheme="minorBidi"/>
           <w:b/>
           <w:bCs/>
+          <w:sz w:val="28"/>
+          <w:szCs w:val="28"/>
         </w:rPr>
       </w:pPr>
       <w:r>
         <w:rPr>
+          <w:rFonts w:ascii="Segoe UI Symbol" w:hAnsi="Segoe UI Symbol" w:cs="Segoe UI Symbol" w:hint="cs"/>
           <w:b/>
           <w:bCs/>
           <w:color w:val="0163AA"/>
-          <w:sz w:val="20"/>
-          <w:szCs w:val="20"/>
+          <w:sz w:val="28"/>
+          <w:szCs w:val="28"/>
         </w:rPr>
-        <w:t xml:space="preserve">◂  </w:t>
+        <w:t>◂</w:t>
       </w:r>
       <w:r>
         <w:rPr>
+          <w:rFonts w:ascii="Segoe UI Symbol" w:hAnsi="Segoe UI Symbol" w:cs="Segoe UI Symbol" w:hint="cs"/>
+          <w:b/>
+          <w:bCs/>
+          <w:color w:val="0163AA"/>
+          <w:sz w:val="28"/>
+          <w:szCs w:val="28"/>
+        </w:rPr>
+        <w:t xml:space="preserve"> </w:t>
+      </w:r>
+      <w:r>
+        <w:rPr>
+          <w:rFonts w:asciiTheme="minorBidi" w:hAnsiTheme="minorBidi" w:cstheme="minorBidi"/>
           <w:b/>
           <w:bCs/>
           <w:color w:val="1A2433"/>
-          <w:sz w:val="21"/>
-          <w:szCs w:val="21"/>
+          <w:sz w:val="28"/>
+          <w:szCs w:val="28"/>
         </w:rPr>
         <w:t>فقد استقر الطرف الأول بالموافقة على قبول عرض الطرف الثاني لاعتبارات السعر وجودة السيارات المؤدية للخدمة.</w:t>
       </w:r>
     </w:p>
     <w:p>
       <w:pPr>
-        <w:spacing w:after="100" w:line="360" w:lineRule="auto"/>
+        <w:spacing w:after="100"/>
         <w:ind w:right="340"/>
         <w:jc w:val="both"/>
         <w:rPr>
+          <w:rFonts w:asciiTheme="minorBidi" w:hAnsiTheme="minorBidi" w:cstheme="minorBidi"/>
           <w:b/>
           <w:bCs/>
+          <w:sz w:val="28"/>
+          <w:szCs w:val="28"/>
         </w:rPr>
       </w:pPr>
       <w:r>
         <w:rPr>
+          <w:rFonts w:ascii="Segoe UI Symbol" w:hAnsi="Segoe UI Symbol" w:cs="Segoe UI Symbol" w:hint="cs"/>
           <w:b/>
           <w:bCs/>
           <w:color w:val="0163AA"/>
-          <w:sz w:val="20"/>
-          <w:szCs w:val="20"/>
+          <w:sz w:val="28"/>
+          <w:szCs w:val="28"/>
         </w:rPr>
-        <w:t xml:space="preserve">◂  </w:t>
+        <w:t>◂</w:t>
       </w:r>
       <w:r>
         <w:rPr>
+          <w:rFonts w:ascii="Segoe UI Symbol" w:hAnsi="Segoe UI Symbol" w:cs="Segoe UI Symbol" w:hint="cs"/>
+          <w:b/>
+          <w:bCs/>
+          <w:color w:val="0163AA"/>
+          <w:sz w:val="28"/>
+          <w:szCs w:val="28"/>
+        </w:rPr>
+        <w:t xml:space="preserve"> </w:t>
+      </w:r>
+      <w:r>
+        <w:rPr>
+          <w:rFonts w:asciiTheme="minorBidi" w:hAnsiTheme="minorBidi" w:cstheme="minorBidi"/>
           <w:b/>
           <w:bCs/>
           <w:color w:val="1A2433"/>
-          <w:sz w:val="21"/>
-          <w:szCs w:val="21"/>
+          <w:sz w:val="28"/>
+          <w:szCs w:val="28"/>
         </w:rPr>
         <w:t>والطرف الثاني متخصص في تأجير سيارات النقل الثقيل وإيجار المعدات.</w:t>
       </w:r>
     </w:p>
     <w:p>
       <w:pPr>
-        <w:spacing w:before="120" w:after="80" w:line="324" w:lineRule="auto"/>
+        <w:spacing w:before="120" w:after="80"/>
         <w:rPr>
+          <w:rFonts w:asciiTheme="minorBidi" w:hAnsiTheme="minorBidi" w:cstheme="minorBidi"/>
+          <w:sz w:val="28"/>
+          <w:szCs w:val="28"/>
+        </w:rPr>
+      </w:pPr>
+      <w:r>
+        <w:rPr>
+          <w:rFonts w:asciiTheme="minorBidi" w:hAnsiTheme="minorBidi" w:cstheme="minorBidi"/>
           <w:b/>
           <w:bCs/>
           <w:color w:val="1E4B7A"/>
-          <w:sz w:val="2"/>
-          <w:szCs w:val="2"/>
-        </w:rPr>
-      </w:pPr>
-    </w:p>
-    <w:p>
-      <w:pPr>
-        <w:spacing w:before="120" w:after="80" w:line="324" w:lineRule="auto"/>
-      </w:pPr>
-      <w:r>
-        <w:rPr>
-          <w:b/>
-          <w:bCs/>
-          <w:color w:val="1E4B7A"/>
+          <w:sz w:val="28"/>
+          <w:szCs w:val="28"/>
         </w:rPr>
         <w:t>وقد تم الاتفاق بين الطرفين — بعد أن أقرّ الطرفان بكامل أهليتهما للتعاقد — على الآتي:</w:t>
       </w:r>
@@ -809,239 +1050,310 @@
         <w:pBdr>
           <w:bottom w:val="single" w:sz="10" w:space="4" w:color="0163AA"/>
         </w:pBdr>
-        <w:spacing w:before="320" w:after="160" w:line="324" w:lineRule="auto"/>
+        <w:spacing w:before="320" w:after="160"/>
+        <w:jc w:val="center"/>
+        <w:rPr>
+          <w:rFonts w:asciiTheme="minorBidi" w:hAnsiTheme="minorBidi" w:cstheme="minorBidi"/>
+          <w:sz w:val="28"/>
+          <w:szCs w:val="28"/>
+        </w:rPr>
       </w:pPr>
       <w:r>
         <w:rPr>
+          <w:rFonts w:asciiTheme="minorBidi" w:hAnsiTheme="minorBidi" w:cstheme="minorBidi"/>
           <w:b/>
           <w:bCs/>
           <w:color w:val="0163AA"/>
           <w:sz w:val="28"/>
           <w:szCs w:val="28"/>
         </w:rPr>
-        <w:t>بنود العقد</w:t>
+        <w:lastRenderedPageBreak/>
+        <w:t>بن</w:t>
+      </w:r>
+      <w:r>
+        <w:rPr>
+          <w:rFonts w:asciiTheme="minorBidi" w:hAnsiTheme="minorBidi" w:cstheme="minorBidi" w:hint="cs"/>
+          <w:b/>
+          <w:bCs/>
+          <w:color w:val="0163AA"/>
+          <w:sz w:val="28"/>
+          <w:szCs w:val="28"/>
+        </w:rPr>
+        <w:t>ــــــــ</w:t>
+      </w:r>
+      <w:r>
+        <w:rPr>
+          <w:rFonts w:asciiTheme="minorBidi" w:hAnsiTheme="minorBidi" w:cstheme="minorBidi"/>
+          <w:b/>
+          <w:bCs/>
+          <w:color w:val="0163AA"/>
+          <w:sz w:val="28"/>
+          <w:szCs w:val="28"/>
+        </w:rPr>
+        <w:t>ود الع</w:t>
+      </w:r>
+      <w:r>
+        <w:rPr>
+          <w:rFonts w:asciiTheme="minorBidi" w:hAnsiTheme="minorBidi" w:cstheme="minorBidi" w:hint="cs"/>
+          <w:b/>
+          <w:bCs/>
+          <w:color w:val="0163AA"/>
+          <w:sz w:val="28"/>
+          <w:szCs w:val="28"/>
+        </w:rPr>
+        <w:t>ــــــــــــــــــ</w:t>
+      </w:r>
+      <w:r>
+        <w:rPr>
+          <w:rFonts w:asciiTheme="minorBidi" w:hAnsiTheme="minorBidi" w:cstheme="minorBidi"/>
+          <w:b/>
+          <w:bCs/>
+          <w:color w:val="0163AA"/>
+          <w:sz w:val="28"/>
+          <w:szCs w:val="28"/>
+        </w:rPr>
+        <w:t>قد</w:t>
       </w:r>
     </w:p>
     <w:p>
       <w:pPr>
-        <w:spacing w:before="140" w:after="100" w:line="372" w:lineRule="auto"/>
+        <w:spacing w:before="140" w:after="100"/>
         <w:ind w:right="198"/>
         <w:jc w:val="both"/>
         <w:rPr>
+          <w:rFonts w:asciiTheme="minorBidi" w:hAnsiTheme="minorBidi" w:cstheme="minorBidi"/>
           <w:b/>
           <w:bCs/>
+          <w:sz w:val="28"/>
+          <w:szCs w:val="28"/>
         </w:rPr>
       </w:pPr>
       <w:r>
         <w:rPr>
+          <w:rFonts w:asciiTheme="minorBidi" w:hAnsiTheme="minorBidi" w:cstheme="minorBidi"/>
           <w:b/>
           <w:bCs/>
           <w:color w:val="0163AA"/>
+          <w:sz w:val="28"/>
+          <w:szCs w:val="28"/>
         </w:rPr>
         <w:t xml:space="preserve">أولًا : </w:t>
       </w:r>
       <w:r>
         <w:rPr>
+          <w:rFonts w:asciiTheme="minorBidi" w:hAnsiTheme="minorBidi" w:cstheme="minorBidi"/>
           <w:b/>
           <w:bCs/>
           <w:color w:val="1A2433"/>
-          <w:sz w:val="21"/>
-          <w:szCs w:val="21"/>
+          <w:sz w:val="28"/>
+          <w:szCs w:val="28"/>
         </w:rPr>
         <w:t>يعتبر التمهيد السابق جزءًا لا يتجزأ من هذا العقد، ومكمّلًا لبنوده.</w:t>
       </w:r>
     </w:p>
     <w:p>
       <w:pPr>
-        <w:spacing w:before="140" w:after="100" w:line="372" w:lineRule="auto"/>
+        <w:spacing w:before="140" w:after="100"/>
         <w:ind w:right="198"/>
         <w:jc w:val="both"/>
         <w:rPr>
+          <w:rFonts w:asciiTheme="minorBidi" w:hAnsiTheme="minorBidi" w:cstheme="minorBidi"/>
           <w:b/>
           <w:bCs/>
+          <w:sz w:val="28"/>
+          <w:szCs w:val="28"/>
         </w:rPr>
       </w:pPr>
       <w:r>
         <w:rPr>
+          <w:rFonts w:asciiTheme="minorBidi" w:hAnsiTheme="minorBidi" w:cstheme="minorBidi"/>
           <w:b/>
           <w:bCs/>
           <w:color w:val="0163AA"/>
+          <w:sz w:val="28"/>
+          <w:szCs w:val="28"/>
         </w:rPr>
         <w:t xml:space="preserve">ثانيًا : </w:t>
       </w:r>
       <w:r>
         <w:rPr>
+          <w:rFonts w:asciiTheme="minorBidi" w:hAnsiTheme="minorBidi" w:cstheme="minorBidi"/>
           <w:b/>
           <w:bCs/>
           <w:color w:val="1A2433"/>
-          <w:sz w:val="21"/>
-          <w:szCs w:val="21"/>
+          <w:sz w:val="28"/>
+          <w:szCs w:val="28"/>
         </w:rPr>
         <w:t>يلتزم الطرف الثاني بتوفير العدد المتفق عليه من السيارات اللازمة لتنفيذ حجم الأعمال المتفق عليه.</w:t>
       </w:r>
     </w:p>
     <w:p>
       <w:pPr>
-        <w:spacing w:before="140" w:after="100" w:line="384" w:lineRule="auto"/>
+        <w:spacing w:before="140" w:after="100"/>
         <w:ind w:right="198"/>
         <w:jc w:val="both"/>
         <w:rPr>
+          <w:rFonts w:asciiTheme="minorBidi" w:hAnsiTheme="minorBidi" w:cstheme="minorBidi"/>
           <w:b/>
           <w:bCs/>
+          <w:sz w:val="28"/>
+          <w:szCs w:val="28"/>
         </w:rPr>
       </w:pPr>
       <w:r>
         <w:rPr>
+          <w:rFonts w:asciiTheme="minorBidi" w:hAnsiTheme="minorBidi" w:cstheme="minorBidi"/>
           <w:b/>
           <w:bCs/>
           <w:color w:val="0163AA"/>
+          <w:sz w:val="28"/>
+          <w:szCs w:val="28"/>
         </w:rPr>
         <w:t xml:space="preserve">ثالثًا : </w:t>
       </w:r>
       <w:r>
         <w:rPr>
+          <w:rFonts w:asciiTheme="minorBidi" w:hAnsiTheme="minorBidi" w:cstheme="minorBidi"/>
           <w:b/>
           <w:bCs/>
           <w:color w:val="1A2433"/>
-          <w:sz w:val="21"/>
-          <w:szCs w:val="21"/>
+          <w:sz w:val="28"/>
+          <w:szCs w:val="28"/>
         </w:rPr>
-        <w:t xml:space="preserve">اتفق الطرف الأول مع الطرف الثاني على أن يكون سعر إيجار السيارات في الشهر الواحد طبقًا لعرض السعر المقدَّم من الطرف الثاني، على أن يتم سداد قيمة الإيجار الشهري خلال </w:t>
+        <w:t xml:space="preserve">اتفق الطرف الأول مع الطرف الثاني على أن يكون سعر إيجار السيارات في الشهر الواحد طبقًا لعرض السعر المقدَّم من الطرف الثاني، على أن يتم سداد قيمة الإيجار الشهري </w:t>
       </w:r>
       <w:r>
         <w:rPr>
+          <w:rFonts w:asciiTheme="minorBidi" w:hAnsiTheme="minorBidi" w:cstheme="minorBidi"/>
           <w:b/>
           <w:bCs/>
           <w:color w:val="1A2433"/>
-          <w:sz w:val="21"/>
-          <w:szCs w:val="21"/>
-          <w:u w:val="single" w:color="697485"/>
+          <w:sz w:val="28"/>
+          <w:szCs w:val="28"/>
         </w:rPr>
-        <w:t>        </w:t>
+        <w:t xml:space="preserve">خلال العشرة </w:t>
       </w:r>
       <w:r>
         <w:rPr>
+          <w:rFonts w:asciiTheme="minorBidi" w:hAnsiTheme="minorBidi" w:cstheme="minorBidi"/>
           <w:b/>
           <w:bCs/>
           <w:color w:val="1A2433"/>
-          <w:sz w:val="21"/>
-          <w:szCs w:val="21"/>
+          <w:sz w:val="28"/>
+          <w:szCs w:val="28"/>
         </w:rPr>
-        <w:t xml:space="preserve"> أيام الأولى من الشهر التالي، وذلك من خلال التحويلات النقدية على حساب الطرف الثاني / </w:t>
+        <w:t>أيام الأولى من الشهر التالي، وذلك من خلال التحويلات النقدية على حساب الطرف الثاني /</w:t>
       </w:r>
       <w:r>
         <w:rPr>
+          <w:rFonts w:asciiTheme="minorBidi" w:hAnsiTheme="minorBidi" w:cstheme="minorBidi"/>
           <w:b/>
           <w:bCs/>
           <w:color w:val="1A2433"/>
-          <w:sz w:val="21"/>
-          <w:szCs w:val="21"/>
-          <w:u w:val="single" w:color="697485"/>
+          <w:sz w:val="28"/>
+          <w:szCs w:val="28"/>
         </w:rPr>
-        <w:t>                        </w:t>
+        <w:t xml:space="preserve"> كريم أيوب صليب فرج</w:t>
       </w:r>
       <w:r>
         <w:rPr>
+          <w:rFonts w:asciiTheme="minorBidi" w:hAnsiTheme="minorBidi" w:cstheme="minorBidi"/>
           <w:b/>
           <w:bCs/>
           <w:color w:val="1A2433"/>
-          <w:sz w:val="21"/>
-          <w:szCs w:val="21"/>
+          <w:sz w:val="28"/>
+          <w:szCs w:val="28"/>
         </w:rPr>
-        <w:t xml:space="preserve"> بموجب حساب رقم ( </w:t>
+        <w:t xml:space="preserve"> بموجب حساب رقم</w:t>
       </w:r>
       <w:r>
         <w:rPr>
+          <w:rFonts w:asciiTheme="minorBidi" w:hAnsiTheme="minorBidi" w:cstheme="minorBidi"/>
           <w:b/>
           <w:bCs/>
           <w:color w:val="1A2433"/>
-          <w:sz w:val="21"/>
-          <w:szCs w:val="21"/>
-          <w:u w:val="single" w:color="697485"/>
+          <w:sz w:val="28"/>
+          <w:szCs w:val="28"/>
         </w:rPr>
-        <w:t>          </w:t>
+        <w:t xml:space="preserve"> (</w:t>
       </w:r>
       <w:r>
         <w:rPr>
-          <w:rFonts w:hint="cs"/>
+          <w:rFonts w:asciiTheme="minorBidi" w:hAnsiTheme="minorBidi" w:cstheme="minorBidi"/>
           <w:b/>
           <w:bCs/>
           <w:color w:val="1A2433"/>
-          <w:sz w:val="21"/>
-          <w:szCs w:val="21"/>
-          <w:u w:val="single" w:color="697485"/>
+          <w:sz w:val="28"/>
+          <w:szCs w:val="28"/>
+          <w:rtl w:val="0"/>
         </w:rPr>
-        <w:t xml:space="preserve">                            </w:t>
+        <w:t>480/501/75454</w:t>
       </w:r>
       <w:r>
         <w:rPr>
+          <w:rFonts w:asciiTheme="minorBidi" w:hAnsiTheme="minorBidi" w:cstheme="minorBidi"/>
           <w:b/>
           <w:bCs/>
           <w:color w:val="1A2433"/>
-          <w:sz w:val="21"/>
-          <w:szCs w:val="21"/>
-          <w:u w:val="single" w:color="697485"/>
+          <w:sz w:val="28"/>
+          <w:szCs w:val="28"/>
         </w:rPr>
-        <w:t>            </w:t>
+        <w:t>) بنك</w:t>
       </w:r>
       <w:r>
         <w:rPr>
+          <w:rFonts w:asciiTheme="minorBidi" w:hAnsiTheme="minorBidi" w:cstheme="minorBidi"/>
           <w:b/>
           <w:bCs/>
           <w:color w:val="1A2433"/>
-          <w:sz w:val="21"/>
-          <w:szCs w:val="21"/>
+          <w:sz w:val="28"/>
+          <w:szCs w:val="28"/>
         </w:rPr>
-        <w:t xml:space="preserve"> ) بنك ( </w:t>
+        <w:t xml:space="preserve"> </w:t>
       </w:r>
       <w:r>
         <w:rPr>
+          <w:rFonts w:asciiTheme="minorBidi" w:hAnsiTheme="minorBidi" w:cstheme="minorBidi"/>
           <w:b/>
           <w:bCs/>
           <w:color w:val="1A2433"/>
-          <w:sz w:val="21"/>
-          <w:szCs w:val="21"/>
-          <w:u w:val="single" w:color="697485"/>
+          <w:sz w:val="28"/>
+          <w:szCs w:val="28"/>
+          <w:rtl w:val="0"/>
         </w:rPr>
-        <w:t>      </w:t>
+        <w:t>)</w:t>
       </w:r>
       <w:r>
         <w:rPr>
-          <w:rFonts w:hint="cs"/>
+          <w:rFonts w:asciiTheme="minorBidi" w:hAnsiTheme="minorBidi" w:cstheme="minorBidi"/>
           <w:b/>
           <w:bCs/>
           <w:color w:val="1A2433"/>
-          <w:sz w:val="21"/>
-          <w:szCs w:val="21"/>
-          <w:u w:val="single" w:color="697485"/>
+          <w:sz w:val="28"/>
+          <w:szCs w:val="28"/>
         </w:rPr>
-        <w:t xml:space="preserve">         </w:t>
+        <w:t>مصر</w:t>
       </w:r>
       <w:r>
         <w:rPr>
+          <w:rFonts w:asciiTheme="minorBidi" w:hAnsiTheme="minorBidi" w:cstheme="minorBidi"/>
           <w:b/>
           <w:bCs/>
           <w:color w:val="1A2433"/>
-          <w:sz w:val="21"/>
-          <w:szCs w:val="21"/>
-          <w:u w:val="single" w:color="697485"/>
+          <w:sz w:val="28"/>
+          <w:szCs w:val="28"/>
         </w:rPr>
-        <w:t>      </w:t>
-      </w:r>
-      <w:r>
-        <w:rPr>
-          <w:b/>
-          <w:bCs/>
-          <w:color w:val="1A2433"/>
-          <w:sz w:val="21"/>
-          <w:szCs w:val="21"/>
-        </w:rPr>
-        <w:t xml:space="preserve"> )، أو من خلال الدفع الكاش بمقر الطرف الثاني وتحرير إيصالات مقابل ذلك، أو بشيكات مقبولة الدفع.</w:t>
+        <w:t>)، أو من خلال الدفع الكاش بمقر الطرف الثاني وتحرير إيصالات مقابل ذلك، أو بشيكات مقبولة الدفع.</w:t>
       </w:r>
     </w:p>
     <w:p>
       <w:pPr>
         <w:spacing w:after="60" w:line="144" w:lineRule="auto"/>
+        <w:rPr>
+          <w:rFonts w:asciiTheme="minorBidi" w:hAnsiTheme="minorBidi" w:cstheme="minorBidi"/>
+          <w:sz w:val="28"/>
+          <w:szCs w:val="28"/>
+        </w:rPr>
       </w:pPr>
     </w:p>
     <w:tbl>
@@ -1087,14 +1399,20 @@
             <w:pPr>
               <w:spacing w:before="40" w:after="40" w:line="288" w:lineRule="auto"/>
               <w:jc w:val="center"/>
+              <w:rPr>
+                <w:rFonts w:asciiTheme="minorBidi" w:hAnsiTheme="minorBidi" w:cstheme="minorBidi"/>
+                <w:sz w:val="28"/>
+                <w:szCs w:val="28"/>
+              </w:rPr>
             </w:pPr>
             <w:r>
               <w:rPr>
+                <w:rFonts w:asciiTheme="minorBidi" w:hAnsiTheme="minorBidi" w:cstheme="minorBidi"/>
                 <w:b/>
                 <w:bCs/>
                 <w:color w:val="FFFFFF"/>
-                <w:sz w:val="20"/>
-                <w:szCs w:val="20"/>
+                <w:sz w:val="28"/>
+                <w:szCs w:val="28"/>
               </w:rPr>
               <w:t>البيان</w:t>
             </w:r>
@@ -1109,14 +1427,20 @@
             <w:pPr>
               <w:spacing w:before="40" w:after="40" w:line="288" w:lineRule="auto"/>
               <w:jc w:val="center"/>
+              <w:rPr>
+                <w:rFonts w:asciiTheme="minorBidi" w:hAnsiTheme="minorBidi" w:cstheme="minorBidi"/>
+                <w:sz w:val="28"/>
+                <w:szCs w:val="28"/>
+              </w:rPr>
             </w:pPr>
             <w:r>
               <w:rPr>
+                <w:rFonts w:asciiTheme="minorBidi" w:hAnsiTheme="minorBidi" w:cstheme="minorBidi"/>
                 <w:b/>
                 <w:bCs/>
                 <w:color w:val="FFFFFF"/>
-                <w:sz w:val="20"/>
-                <w:szCs w:val="20"/>
+                <w:sz w:val="28"/>
+                <w:szCs w:val="28"/>
               </w:rPr>
               <w:t>القيمة بالأرقام (جنيه)</w:t>
             </w:r>
@@ -1131,14 +1455,20 @@
             <w:pPr>
               <w:spacing w:before="40" w:after="40" w:line="288" w:lineRule="auto"/>
               <w:jc w:val="center"/>
+              <w:rPr>
+                <w:rFonts w:asciiTheme="minorBidi" w:hAnsiTheme="minorBidi" w:cstheme="minorBidi"/>
+                <w:sz w:val="28"/>
+                <w:szCs w:val="28"/>
+              </w:rPr>
             </w:pPr>
             <w:r>
               <w:rPr>
+                <w:rFonts w:asciiTheme="minorBidi" w:hAnsiTheme="minorBidi" w:cstheme="minorBidi"/>
                 <w:b/>
                 <w:bCs/>
                 <w:color w:val="FFFFFF"/>
-                <w:sz w:val="20"/>
-                <w:szCs w:val="20"/>
+                <w:sz w:val="28"/>
+                <w:szCs w:val="28"/>
               </w:rPr>
               <w:t>القيمة بالحروف</w:t>
             </w:r>
@@ -1154,14 +1484,20 @@
             <w:pPr>
               <w:spacing w:before="40" w:after="40" w:line="288" w:lineRule="auto"/>
               <w:jc w:val="center"/>
+              <w:rPr>
+                <w:rFonts w:asciiTheme="minorBidi" w:hAnsiTheme="minorBidi" w:cstheme="minorBidi"/>
+                <w:sz w:val="28"/>
+                <w:szCs w:val="28"/>
+              </w:rPr>
             </w:pPr>
             <w:r>
               <w:rPr>
+                <w:rFonts w:asciiTheme="minorBidi" w:hAnsiTheme="minorBidi" w:cstheme="minorBidi"/>
                 <w:b/>
                 <w:bCs/>
                 <w:color w:val="FFFFFF"/>
-                <w:sz w:val="20"/>
-                <w:szCs w:val="20"/>
+                <w:sz w:val="28"/>
+                <w:szCs w:val="28"/>
               </w:rPr>
               <w:t>ملاحظات</w:t>
             </w:r>
@@ -1176,60 +1512,114 @@
         <w:tc>
           <w:tcPr>
             <w:tcW w:w="2823" w:type="dxa"/>
+            <w:vAlign w:val="center"/>
           </w:tcPr>
           <w:p>
             <w:pPr>
               <w:spacing w:before="40" w:after="40" w:line="288" w:lineRule="auto"/>
+              <w:jc w:val="center"/>
+              <w:rPr>
+                <w:rFonts w:asciiTheme="minorBidi" w:hAnsiTheme="minorBidi" w:cstheme="minorBidi"/>
+                <w:sz w:val="28"/>
+                <w:szCs w:val="28"/>
+              </w:rPr>
             </w:pPr>
             <w:r>
               <w:rPr>
+                <w:rFonts w:asciiTheme="minorBidi" w:hAnsiTheme="minorBidi" w:cstheme="minorBidi"/>
                 <w:b/>
                 <w:bCs/>
                 <w:color w:val="1A2433"/>
-                <w:sz w:val="20"/>
-                <w:szCs w:val="20"/>
+                <w:sz w:val="28"/>
+                <w:szCs w:val="28"/>
               </w:rPr>
-              <w:t>قيمة إيجار الجرّار / شهريًا</w:t>
+              <w:t>قيمة إيجار</w:t>
+            </w:r>
+            <w:r>
+              <w:rPr>
+                <w:rFonts w:asciiTheme="minorBidi" w:hAnsiTheme="minorBidi" w:cstheme="minorBidi" w:hint="cs"/>
+                <w:b/>
+                <w:bCs/>
+                <w:color w:val="1A2433"/>
+                <w:sz w:val="28"/>
+                <w:szCs w:val="28"/>
+              </w:rPr>
+              <w:t xml:space="preserve"> فرداني ٦ عجلة</w:t>
+            </w:r>
+            <w:r>
+              <w:rPr>
+                <w:rFonts w:asciiTheme="minorBidi" w:hAnsiTheme="minorBidi" w:cstheme="minorBidi"/>
+                <w:b/>
+                <w:bCs/>
+                <w:color w:val="1A2433"/>
+                <w:sz w:val="28"/>
+                <w:szCs w:val="28"/>
+              </w:rPr>
+              <w:t xml:space="preserve"> / شهريًا</w:t>
             </w:r>
           </w:p>
         </w:tc>
         <w:tc>
           <w:tcPr>
             <w:tcW w:w="2033" w:type="dxa"/>
+            <w:vAlign w:val="center"/>
           </w:tcPr>
           <w:p>
             <w:pPr>
               <w:spacing w:before="40" w:after="40" w:line="288" w:lineRule="auto"/>
               <w:jc w:val="center"/>
+              <w:rPr>
+                <w:rFonts w:asciiTheme="minorBidi" w:hAnsiTheme="minorBidi" w:cstheme="minorBidi" w:hint="cs"/>
+                <w:b/>
+                <w:bCs/>
+                <w:sz w:val="28"/>
+                <w:szCs w:val="28"/>
+                <w:lang w:bidi="ar-SA"/>
+              </w:rPr>
             </w:pPr>
             <w:r>
               <w:rPr>
+                <w:rFonts w:asciiTheme="minorBidi" w:hAnsiTheme="minorBidi" w:cstheme="minorBidi" w:hint="cs"/>
+                <w:b/>
+                <w:bCs/>
                 <w:color w:val="1A2433"/>
-                <w:sz w:val="20"/>
-                <w:szCs w:val="20"/>
-                <w:u w:val="single" w:color="697485"/>
+                <w:sz w:val="28"/>
+                <w:szCs w:val="28"/>
+                <w:u w:color="697485"/>
+                <w:lang w:bidi="ar-SA"/>
               </w:rPr>
-              <w:t>              </w:t>
+              <w:t>١٠٠,٠٠٠ جنيه</w:t>
             </w:r>
           </w:p>
         </w:tc>
         <w:tc>
           <w:tcPr>
             <w:tcW w:w="3162" w:type="dxa"/>
+            <w:vAlign w:val="center"/>
           </w:tcPr>
           <w:p>
             <w:pPr>
               <w:spacing w:before="40" w:after="40" w:line="288" w:lineRule="auto"/>
               <w:jc w:val="center"/>
+              <w:rPr>
+                <w:rFonts w:asciiTheme="minorBidi" w:hAnsiTheme="minorBidi" w:cstheme="minorBidi"/>
+                <w:b/>
+                <w:bCs/>
+                <w:sz w:val="28"/>
+                <w:szCs w:val="28"/>
+              </w:rPr>
             </w:pPr>
             <w:r>
               <w:rPr>
+                <w:rFonts w:asciiTheme="minorBidi" w:hAnsiTheme="minorBidi" w:cstheme="minorBidi" w:hint="cs"/>
+                <w:b/>
+                <w:bCs/>
                 <w:color w:val="1A2433"/>
-                <w:sz w:val="20"/>
-                <w:szCs w:val="20"/>
-                <w:u w:val="single" w:color="697485"/>
+                <w:sz w:val="28"/>
+                <w:szCs w:val="28"/>
+                <w:u w:color="697485"/>
               </w:rPr>
-              <w:t>                          </w:t>
+              <w:t>فقط مائة ألف جنيه مصري لا غير</w:t>
             </w:r>
           </w:p>
         </w:tc>
@@ -1237,17 +1627,28 @@
           <w:tcPr>
             <w:tcW w:w="1621" w:type="dxa"/>
             <w:gridSpan w:val="2"/>
+            <w:vAlign w:val="center"/>
           </w:tcPr>
           <w:p>
             <w:pPr>
               <w:spacing w:before="40" w:after="40" w:line="288" w:lineRule="auto"/>
               <w:jc w:val="center"/>
+              <w:rPr>
+                <w:rFonts w:asciiTheme="minorBidi" w:hAnsiTheme="minorBidi" w:cstheme="minorBidi"/>
+                <w:b/>
+                <w:bCs/>
+                <w:sz w:val="28"/>
+                <w:szCs w:val="28"/>
+              </w:rPr>
             </w:pPr>
             <w:r>
               <w:rPr>
+                <w:rFonts w:asciiTheme="minorBidi" w:hAnsiTheme="minorBidi" w:cstheme="minorBidi"/>
+                <w:b/>
+                <w:bCs/>
                 <w:color w:val="697485"/>
-                <w:sz w:val="18"/>
-                <w:szCs w:val="18"/>
+                <w:sz w:val="28"/>
+                <w:szCs w:val="28"/>
               </w:rPr>
               <w:t>قابلة للتعديل</w:t>
             </w:r>
@@ -1263,18 +1664,26 @@
           <w:tcPr>
             <w:tcW w:w="2823" w:type="dxa"/>
             <w:shd w:val="clear" w:color="auto" w:fill="F4F8FC"/>
+            <w:vAlign w:val="center"/>
           </w:tcPr>
           <w:p>
             <w:pPr>
               <w:spacing w:before="40" w:after="40" w:line="288" w:lineRule="auto"/>
+              <w:jc w:val="center"/>
+              <w:rPr>
+                <w:rFonts w:asciiTheme="minorBidi" w:hAnsiTheme="minorBidi" w:cstheme="minorBidi"/>
+                <w:sz w:val="28"/>
+                <w:szCs w:val="28"/>
+              </w:rPr>
             </w:pPr>
             <w:r>
               <w:rPr>
+                <w:rFonts w:asciiTheme="minorBidi" w:hAnsiTheme="minorBidi" w:cstheme="minorBidi"/>
                 <w:b/>
                 <w:bCs/>
                 <w:color w:val="1A2433"/>
-                <w:sz w:val="20"/>
-                <w:szCs w:val="20"/>
+                <w:sz w:val="28"/>
+                <w:szCs w:val="28"/>
               </w:rPr>
               <w:t>قيمة إيجار التريلا / شهريًا</w:t>
             </w:r>
@@ -1284,20 +1693,29 @@
           <w:tcPr>
             <w:tcW w:w="2033" w:type="dxa"/>
             <w:shd w:val="clear" w:color="auto" w:fill="F4F8FC"/>
+            <w:vAlign w:val="center"/>
           </w:tcPr>
           <w:p>
             <w:pPr>
               <w:spacing w:before="40" w:after="40" w:line="288" w:lineRule="auto"/>
               <w:jc w:val="center"/>
+              <w:rPr>
+                <w:rFonts w:asciiTheme="minorBidi" w:hAnsiTheme="minorBidi" w:cstheme="minorBidi"/>
+                <w:b/>
+                <w:bCs/>
+                <w:sz w:val="28"/>
+                <w:szCs w:val="28"/>
+              </w:rPr>
             </w:pPr>
             <w:r>
               <w:rPr>
-                <w:color w:val="1A2433"/>
-                <w:sz w:val="20"/>
-                <w:szCs w:val="20"/>
-                <w:u w:val="single" w:color="697485"/>
+                <w:rFonts w:asciiTheme="minorBidi" w:hAnsiTheme="minorBidi" w:cstheme="minorBidi" w:hint="cs"/>
+                <w:b/>
+                <w:bCs/>
+                <w:sz w:val="28"/>
+                <w:szCs w:val="28"/>
               </w:rPr>
-              <w:t>              </w:t>
+              <w:t>١٥٠,٠٠٠ جنيه</w:t>
             </w:r>
           </w:p>
         </w:tc>
@@ -1305,20 +1723,55 @@
           <w:tcPr>
             <w:tcW w:w="3162" w:type="dxa"/>
             <w:shd w:val="clear" w:color="auto" w:fill="F4F8FC"/>
+            <w:vAlign w:val="center"/>
           </w:tcPr>
           <w:p>
             <w:pPr>
               <w:spacing w:before="40" w:after="40" w:line="288" w:lineRule="auto"/>
               <w:jc w:val="center"/>
+              <w:rPr>
+                <w:rFonts w:asciiTheme="minorBidi" w:hAnsiTheme="minorBidi" w:cstheme="minorBidi"/>
+                <w:b/>
+                <w:bCs/>
+                <w:sz w:val="28"/>
+                <w:szCs w:val="28"/>
+              </w:rPr>
             </w:pPr>
             <w:r>
               <w:rPr>
+                <w:rFonts w:asciiTheme="minorBidi" w:hAnsiTheme="minorBidi" w:cstheme="minorBidi" w:hint="cs"/>
+                <w:b/>
+                <w:bCs/>
                 <w:color w:val="1A2433"/>
-                <w:sz w:val="20"/>
-                <w:szCs w:val="20"/>
-                <w:u w:val="single" w:color="697485"/>
+                <w:sz w:val="28"/>
+                <w:szCs w:val="28"/>
+                <w:u w:color="697485"/>
               </w:rPr>
-              <w:t>                          </w:t>
+              <w:t>فقط مائة وخمسون ألف جنيه مصر</w:t>
+            </w:r>
+            <w:r>
+              <w:rPr>
+                <w:rFonts w:asciiTheme="minorBidi" w:hAnsiTheme="minorBidi" w:cstheme="minorBidi" w:hint="cs"/>
+                <w:b/>
+                <w:bCs/>
+                <w:color w:val="1A2433"/>
+                <w:sz w:val="28"/>
+                <w:szCs w:val="28"/>
+                <w:u w:color="697485"/>
+              </w:rPr>
+              <w:t>ي</w:t>
+            </w:r>
+            <w:r>
+              <w:rPr>
+                <w:rFonts w:asciiTheme="minorBidi" w:hAnsiTheme="minorBidi" w:cstheme="minorBidi" w:hint="cs"/>
+                <w:b/>
+                <w:bCs/>
+                <w:color w:val="1A2433"/>
+                <w:sz w:val="28"/>
+                <w:szCs w:val="28"/>
+                <w:u w:color="697485"/>
+              </w:rPr>
+              <w:t xml:space="preserve"> لا غير</w:t>
             </w:r>
           </w:p>
         </w:tc>
@@ -1327,17 +1780,28 @@
             <w:tcW w:w="1621" w:type="dxa"/>
             <w:gridSpan w:val="2"/>
             <w:shd w:val="clear" w:color="auto" w:fill="F4F8FC"/>
+            <w:vAlign w:val="center"/>
           </w:tcPr>
           <w:p>
             <w:pPr>
               <w:spacing w:before="40" w:after="40" w:line="288" w:lineRule="auto"/>
               <w:jc w:val="center"/>
+              <w:rPr>
+                <w:rFonts w:asciiTheme="minorBidi" w:hAnsiTheme="minorBidi" w:cstheme="minorBidi"/>
+                <w:b/>
+                <w:bCs/>
+                <w:sz w:val="28"/>
+                <w:szCs w:val="28"/>
+              </w:rPr>
             </w:pPr>
             <w:r>
               <w:rPr>
+                <w:rFonts w:asciiTheme="minorBidi" w:hAnsiTheme="minorBidi" w:cstheme="minorBidi"/>
+                <w:b/>
+                <w:bCs/>
                 <w:color w:val="697485"/>
-                <w:sz w:val="18"/>
-                <w:szCs w:val="18"/>
+                <w:sz w:val="28"/>
+                <w:szCs w:val="28"/>
               </w:rPr>
               <w:t>قابلة للتعديل</w:t>
             </w:r>
@@ -1374,12 +1838,18 @@
           <w:p>
             <w:pPr>
               <w:spacing w:before="40" w:after="60" w:line="288" w:lineRule="auto"/>
+              <w:rPr>
+                <w:rFonts w:asciiTheme="minorBidi" w:hAnsiTheme="minorBidi" w:cstheme="minorBidi"/>
+                <w:sz w:val="28"/>
+                <w:szCs w:val="28"/>
+              </w:rPr>
             </w:pPr>
             <w:r>
               <w:rPr>
+                <w:rFonts w:asciiTheme="minorBidi" w:hAnsiTheme="minorBidi" w:cstheme="minorBidi"/>
                 <w:color w:val="1E4B7A"/>
-                <w:sz w:val="19"/>
-                <w:szCs w:val="19"/>
+                <w:sz w:val="28"/>
+                <w:szCs w:val="28"/>
               </w:rPr>
               <w:t>▪  الأسعار قابلة للتعديل في حالة موافقة الطرفين خلال مدة التعاقد، ويتم إرسال مذكرة كتابية بذلك.</w:t>
             </w:r>
@@ -1387,12 +1857,18 @@
           <w:p>
             <w:pPr>
               <w:spacing w:after="0" w:line="312" w:lineRule="auto"/>
+              <w:rPr>
+                <w:rFonts w:asciiTheme="minorBidi" w:hAnsiTheme="minorBidi" w:cstheme="minorBidi"/>
+                <w:sz w:val="28"/>
+                <w:szCs w:val="28"/>
+              </w:rPr>
             </w:pPr>
             <w:r>
               <w:rPr>
+                <w:rFonts w:asciiTheme="minorBidi" w:hAnsiTheme="minorBidi" w:cstheme="minorBidi"/>
                 <w:color w:val="1E4B7A"/>
-                <w:sz w:val="19"/>
-                <w:szCs w:val="19"/>
+                <w:sz w:val="28"/>
+                <w:szCs w:val="28"/>
               </w:rPr>
               <w:t>▪  الأسعار غير شاملة ضريبة القيمة المضافة.</w:t>
             </w:r>
@@ -1403,426 +1879,444 @@
     <w:p>
       <w:pPr>
         <w:spacing w:after="0" w:line="144" w:lineRule="auto"/>
+        <w:rPr>
+          <w:rFonts w:asciiTheme="minorBidi" w:hAnsiTheme="minorBidi" w:cstheme="minorBidi"/>
+          <w:sz w:val="28"/>
+          <w:szCs w:val="28"/>
+        </w:rPr>
       </w:pPr>
     </w:p>
     <w:p>
       <w:pPr>
-        <w:spacing w:before="140" w:after="100" w:line="372" w:lineRule="auto"/>
+        <w:spacing w:before="140" w:after="100"/>
         <w:ind w:right="198"/>
         <w:jc w:val="both"/>
         <w:rPr>
+          <w:rFonts w:asciiTheme="minorBidi" w:hAnsiTheme="minorBidi" w:cstheme="minorBidi"/>
           <w:b/>
           <w:bCs/>
+          <w:sz w:val="28"/>
+          <w:szCs w:val="28"/>
         </w:rPr>
       </w:pPr>
       <w:r>
         <w:rPr>
+          <w:rFonts w:asciiTheme="minorBidi" w:hAnsiTheme="minorBidi" w:cstheme="minorBidi"/>
           <w:b/>
           <w:bCs/>
           <w:color w:val="0163AA"/>
+          <w:sz w:val="28"/>
+          <w:szCs w:val="28"/>
         </w:rPr>
         <w:t xml:space="preserve">رابعًا : </w:t>
       </w:r>
       <w:r>
         <w:rPr>
+          <w:rFonts w:asciiTheme="minorBidi" w:hAnsiTheme="minorBidi" w:cstheme="minorBidi"/>
           <w:b/>
           <w:bCs/>
           <w:color w:val="1A2433"/>
-          <w:sz w:val="21"/>
-          <w:szCs w:val="21"/>
+          <w:sz w:val="28"/>
+          <w:szCs w:val="28"/>
         </w:rPr>
         <w:t>يتحمل الطرف الأول كل مستلزمات التشغيل من سولار وزيت وقطع غيار، وكذلك يكون مسئولًا مسئولية كاملة عن السيارات.</w:t>
       </w:r>
     </w:p>
     <w:p>
       <w:pPr>
-        <w:spacing w:before="140" w:after="100" w:line="372" w:lineRule="auto"/>
+        <w:spacing w:before="140" w:after="100"/>
         <w:ind w:right="198"/>
         <w:jc w:val="both"/>
         <w:rPr>
+          <w:rFonts w:asciiTheme="minorBidi" w:hAnsiTheme="minorBidi" w:cstheme="minorBidi"/>
           <w:b/>
           <w:bCs/>
+          <w:sz w:val="28"/>
+          <w:szCs w:val="28"/>
         </w:rPr>
       </w:pPr>
       <w:r>
         <w:rPr>
+          <w:rFonts w:asciiTheme="minorBidi" w:hAnsiTheme="minorBidi" w:cstheme="minorBidi"/>
           <w:b/>
           <w:bCs/>
           <w:color w:val="0163AA"/>
+          <w:sz w:val="28"/>
+          <w:szCs w:val="28"/>
         </w:rPr>
         <w:t xml:space="preserve">خامسًا : </w:t>
       </w:r>
       <w:r>
         <w:rPr>
+          <w:rFonts w:asciiTheme="minorBidi" w:hAnsiTheme="minorBidi" w:cstheme="minorBidi"/>
           <w:b/>
           <w:bCs/>
           <w:color w:val="1A2433"/>
-          <w:sz w:val="21"/>
-          <w:szCs w:val="21"/>
+          <w:sz w:val="28"/>
+          <w:szCs w:val="28"/>
         </w:rPr>
         <w:t>الطرف الثاني مسئول عن أي تأخير عن المواعيد المحددة، وأي غياب لأي سيارة يقع تحت مسئولية الطرف الثاني، وبناءً عليه يكون مطالبًا بتوفير السيارة البديلة والتعويض عمّا يصيب الطرف الأول من خسائر نتيجة التأخير. وفي حالة تأخر الطرف الأول عن المواعيد المحددة له في دفع الإيجار الشهري، يتم تعويض الطرف الثاني بنسبة 25% من قيمة الإيجار الشهري نتيجة لما أصاب الطرف الثاني من أضرار من التأخير.</w:t>
       </w:r>
     </w:p>
     <w:p>
       <w:pPr>
-        <w:spacing w:before="140" w:after="100" w:line="372" w:lineRule="auto"/>
+        <w:spacing w:before="140" w:after="100"/>
         <w:ind w:right="198"/>
         <w:jc w:val="both"/>
         <w:rPr>
+          <w:rFonts w:asciiTheme="minorBidi" w:hAnsiTheme="minorBidi" w:cstheme="minorBidi"/>
           <w:b/>
           <w:bCs/>
+          <w:sz w:val="28"/>
+          <w:szCs w:val="28"/>
         </w:rPr>
       </w:pPr>
       <w:r>
         <w:rPr>
+          <w:rFonts w:asciiTheme="minorBidi" w:hAnsiTheme="minorBidi" w:cstheme="minorBidi"/>
           <w:b/>
           <w:bCs/>
           <w:color w:val="0163AA"/>
+          <w:sz w:val="28"/>
+          <w:szCs w:val="28"/>
         </w:rPr>
-        <w:lastRenderedPageBreak/>
         <w:t xml:space="preserve">سادسًا : </w:t>
       </w:r>
       <w:r>
         <w:rPr>
+          <w:rFonts w:asciiTheme="minorBidi" w:hAnsiTheme="minorBidi" w:cstheme="minorBidi"/>
           <w:b/>
           <w:bCs/>
           <w:color w:val="1A2433"/>
-          <w:sz w:val="21"/>
-          <w:szCs w:val="21"/>
+          <w:sz w:val="28"/>
+          <w:szCs w:val="28"/>
         </w:rPr>
         <w:t>يلتزم الطرف الثاني بمسئوليته تجاه السيارات المقدَّمة منه، وكذلك السائقين والعمال وغيرهم. والطرف الأول مسئول عن إصلاح السيارات في حالة الحوادث — لا قدَّر الله — وخلافه، ومسئول عن تسليم جواب يفيد عدم وجود مخالفات مرور ومحاجر على السيارات عند انتهاء التعاقد.</w:t>
       </w:r>
     </w:p>
     <w:p>
       <w:pPr>
-        <w:spacing w:before="140" w:after="100" w:line="372" w:lineRule="auto"/>
+        <w:spacing w:before="140" w:after="100"/>
         <w:ind w:right="198"/>
         <w:jc w:val="both"/>
         <w:rPr>
+          <w:rFonts w:asciiTheme="minorBidi" w:hAnsiTheme="minorBidi" w:cstheme="minorBidi"/>
           <w:b/>
           <w:bCs/>
+          <w:sz w:val="28"/>
+          <w:szCs w:val="28"/>
         </w:rPr>
       </w:pPr>
       <w:r>
         <w:rPr>
+          <w:rFonts w:asciiTheme="minorBidi" w:hAnsiTheme="minorBidi" w:cstheme="minorBidi"/>
           <w:b/>
           <w:bCs/>
           <w:color w:val="0163AA"/>
+          <w:sz w:val="28"/>
+          <w:szCs w:val="28"/>
         </w:rPr>
+        <w:lastRenderedPageBreak/>
         <w:t xml:space="preserve">سابعًا : </w:t>
       </w:r>
       <w:r>
         <w:rPr>
+          <w:rFonts w:asciiTheme="minorBidi" w:hAnsiTheme="minorBidi" w:cstheme="minorBidi"/>
           <w:b/>
           <w:bCs/>
           <w:color w:val="1A2433"/>
-          <w:sz w:val="21"/>
-          <w:szCs w:val="21"/>
+          <w:sz w:val="28"/>
+          <w:szCs w:val="28"/>
         </w:rPr>
         <w:t>الطرف الثاني ملزم بتجديد تراخيص السيارات في المواعيد المحددة لكل سيارة.</w:t>
       </w:r>
     </w:p>
     <w:p>
       <w:pPr>
-        <w:spacing w:before="140" w:after="100" w:line="372" w:lineRule="auto"/>
+        <w:spacing w:before="140" w:after="100"/>
         <w:ind w:right="198"/>
         <w:jc w:val="both"/>
         <w:rPr>
+          <w:rFonts w:asciiTheme="minorBidi" w:hAnsiTheme="minorBidi" w:cstheme="minorBidi"/>
           <w:b/>
           <w:bCs/>
+          <w:sz w:val="28"/>
+          <w:szCs w:val="28"/>
         </w:rPr>
       </w:pPr>
       <w:r>
         <w:rPr>
+          <w:rFonts w:asciiTheme="minorBidi" w:hAnsiTheme="minorBidi" w:cstheme="minorBidi"/>
           <w:b/>
           <w:bCs/>
           <w:color w:val="0163AA"/>
+          <w:sz w:val="28"/>
+          <w:szCs w:val="28"/>
         </w:rPr>
         <w:t xml:space="preserve">ثامنًا : </w:t>
       </w:r>
       <w:r>
         <w:rPr>
+          <w:rFonts w:asciiTheme="minorBidi" w:hAnsiTheme="minorBidi" w:cstheme="minorBidi"/>
           <w:b/>
           <w:bCs/>
           <w:color w:val="1A2433"/>
-          <w:sz w:val="21"/>
-          <w:szCs w:val="21"/>
+          <w:sz w:val="28"/>
+          <w:szCs w:val="28"/>
         </w:rPr>
         <w:t>يلتزم الطرف الثاني بعدم سحب سيارات النقل والمطالبة بها طوال فترة التعاقد، إلا في حالة التأخير عن السداد لشهرين متتاليين.</w:t>
       </w:r>
     </w:p>
     <w:p>
       <w:pPr>
-        <w:spacing w:before="140" w:after="100" w:line="384" w:lineRule="auto"/>
+        <w:spacing w:before="140" w:after="100"/>
         <w:ind w:right="198"/>
         <w:jc w:val="both"/>
         <w:rPr>
+          <w:rFonts w:asciiTheme="minorBidi" w:hAnsiTheme="minorBidi" w:cstheme="minorBidi"/>
           <w:b/>
           <w:bCs/>
+          <w:sz w:val="28"/>
+          <w:szCs w:val="28"/>
         </w:rPr>
       </w:pPr>
       <w:r>
         <w:rPr>
+          <w:rFonts w:asciiTheme="minorBidi" w:hAnsiTheme="minorBidi" w:cstheme="minorBidi"/>
           <w:b/>
           <w:bCs/>
           <w:color w:val="0163AA"/>
+          <w:sz w:val="28"/>
+          <w:szCs w:val="28"/>
         </w:rPr>
         <w:t xml:space="preserve">تاسعًا : </w:t>
       </w:r>
       <w:r>
         <w:rPr>
+          <w:rFonts w:asciiTheme="minorBidi" w:hAnsiTheme="minorBidi" w:cstheme="minorBidi"/>
           <w:b/>
           <w:bCs/>
           <w:color w:val="1A2433"/>
-          <w:sz w:val="21"/>
-          <w:szCs w:val="21"/>
+          <w:sz w:val="28"/>
+          <w:szCs w:val="28"/>
         </w:rPr>
-        <w:t xml:space="preserve">مدة التعاقد من </w:t>
+        <w:t>مدة التعاقد من</w:t>
       </w:r>
       <w:r>
         <w:rPr>
+          <w:rFonts w:asciiTheme="minorBidi" w:hAnsiTheme="minorBidi" w:cstheme="minorBidi"/>
           <w:b/>
           <w:bCs/>
           <w:color w:val="1A2433"/>
-          <w:sz w:val="21"/>
-          <w:szCs w:val="21"/>
-          <w:u w:val="single" w:color="697485"/>
+          <w:sz w:val="28"/>
+          <w:szCs w:val="28"/>
         </w:rPr>
-        <w:t>      </w:t>
+        <w:t xml:space="preserve"> ١/٦/٢٠٢٥  </w:t>
       </w:r>
       <w:r>
         <w:rPr>
+          <w:rFonts w:asciiTheme="minorBidi" w:hAnsiTheme="minorBidi" w:cstheme="minorBidi"/>
           <w:b/>
           <w:bCs/>
           <w:color w:val="1A2433"/>
-          <w:sz w:val="21"/>
-          <w:szCs w:val="21"/>
+          <w:sz w:val="28"/>
+          <w:szCs w:val="28"/>
         </w:rPr>
-        <w:t xml:space="preserve"> / </w:t>
+        <w:t xml:space="preserve">إلى  </w:t>
       </w:r>
       <w:r>
         <w:rPr>
+          <w:rFonts w:asciiTheme="minorBidi" w:hAnsiTheme="minorBidi" w:cstheme="minorBidi"/>
           <w:b/>
           <w:bCs/>
           <w:color w:val="1A2433"/>
-          <w:sz w:val="21"/>
-          <w:szCs w:val="21"/>
-          <w:u w:val="single" w:color="697485"/>
+          <w:sz w:val="28"/>
+          <w:szCs w:val="28"/>
         </w:rPr>
-        <w:t>      </w:t>
+        <w:t>٣٠</w:t>
       </w:r>
       <w:r>
         <w:rPr>
+          <w:rFonts w:asciiTheme="minorBidi" w:hAnsiTheme="minorBidi" w:cstheme="minorBidi"/>
           <w:b/>
           <w:bCs/>
           <w:color w:val="1A2433"/>
-          <w:sz w:val="21"/>
-          <w:szCs w:val="21"/>
+          <w:sz w:val="28"/>
+          <w:szCs w:val="28"/>
         </w:rPr>
-        <w:t xml:space="preserve"> / </w:t>
+        <w:t>/</w:t>
       </w:r>
       <w:r>
         <w:rPr>
+          <w:rFonts w:asciiTheme="minorBidi" w:hAnsiTheme="minorBidi" w:cstheme="minorBidi"/>
           <w:b/>
           <w:bCs/>
           <w:color w:val="1A2433"/>
-          <w:sz w:val="21"/>
-          <w:szCs w:val="21"/>
-          <w:u w:val="single" w:color="697485"/>
+          <w:sz w:val="28"/>
+          <w:szCs w:val="28"/>
         </w:rPr>
-        <w:t>        </w:t>
+        <w:t>٥</w:t>
       </w:r>
       <w:r>
         <w:rPr>
+          <w:rFonts w:asciiTheme="minorBidi" w:hAnsiTheme="minorBidi" w:cstheme="minorBidi"/>
           <w:b/>
           <w:bCs/>
           <w:color w:val="1A2433"/>
-          <w:sz w:val="21"/>
-          <w:szCs w:val="21"/>
+          <w:sz w:val="28"/>
+          <w:szCs w:val="28"/>
         </w:rPr>
-        <w:t xml:space="preserve">  إلى  </w:t>
+        <w:t>/</w:t>
       </w:r>
       <w:r>
         <w:rPr>
+          <w:rFonts w:asciiTheme="minorBidi" w:hAnsiTheme="minorBidi" w:cstheme="minorBidi"/>
           <w:b/>
           <w:bCs/>
           <w:color w:val="1A2433"/>
-          <w:sz w:val="21"/>
-          <w:szCs w:val="21"/>
-          <w:u w:val="single" w:color="697485"/>
+          <w:sz w:val="28"/>
+          <w:szCs w:val="28"/>
         </w:rPr>
-        <w:t>      </w:t>
+        <w:t>٢٠٢٨</w:t>
       </w:r>
       <w:r>
         <w:rPr>
+          <w:rFonts w:asciiTheme="minorBidi" w:hAnsiTheme="minorBidi" w:cstheme="minorBidi"/>
           <w:b/>
           <w:bCs/>
           <w:color w:val="1A2433"/>
-          <w:sz w:val="21"/>
-          <w:szCs w:val="21"/>
+          <w:sz w:val="28"/>
+          <w:szCs w:val="28"/>
         </w:rPr>
-        <w:t xml:space="preserve"> / </w:t>
-      </w:r>
-      <w:r>
-        <w:rPr>
-          <w:b/>
-          <w:bCs/>
-          <w:color w:val="1A2433"/>
-          <w:sz w:val="21"/>
-          <w:szCs w:val="21"/>
-          <w:u w:val="single" w:color="697485"/>
-        </w:rPr>
-        <w:t>      </w:t>
-      </w:r>
-      <w:r>
-        <w:rPr>
-          <w:b/>
-          <w:bCs/>
-          <w:color w:val="1A2433"/>
-          <w:sz w:val="21"/>
-          <w:szCs w:val="21"/>
-        </w:rPr>
-        <w:t xml:space="preserve"> / </w:t>
-      </w:r>
-      <w:r>
-        <w:rPr>
-          <w:b/>
-          <w:bCs/>
-          <w:color w:val="1A2433"/>
-          <w:sz w:val="21"/>
-          <w:szCs w:val="21"/>
-          <w:u w:val="single" w:color="697485"/>
-        </w:rPr>
-        <w:t>        </w:t>
+        <w:t xml:space="preserve">  </w:t>
       </w:r>
     </w:p>
     <w:p>
       <w:pPr>
-        <w:spacing w:before="140" w:after="100" w:line="372" w:lineRule="auto"/>
+        <w:spacing w:before="140" w:after="100"/>
         <w:ind w:right="198"/>
         <w:jc w:val="both"/>
         <w:rPr>
+          <w:rFonts w:asciiTheme="minorBidi" w:hAnsiTheme="minorBidi" w:cstheme="minorBidi"/>
           <w:b/>
           <w:bCs/>
+          <w:sz w:val="28"/>
+          <w:szCs w:val="28"/>
         </w:rPr>
       </w:pPr>
       <w:r>
         <w:rPr>
+          <w:rFonts w:asciiTheme="minorBidi" w:hAnsiTheme="minorBidi" w:cstheme="minorBidi"/>
           <w:b/>
           <w:bCs/>
           <w:color w:val="0163AA"/>
+          <w:sz w:val="28"/>
+          <w:szCs w:val="28"/>
         </w:rPr>
         <w:t xml:space="preserve">عاشرًا : </w:t>
       </w:r>
       <w:r>
         <w:rPr>
+          <w:rFonts w:asciiTheme="minorBidi" w:hAnsiTheme="minorBidi" w:cstheme="minorBidi"/>
           <w:b/>
           <w:bCs/>
           <w:color w:val="1A2433"/>
-          <w:sz w:val="21"/>
-          <w:szCs w:val="21"/>
+          <w:sz w:val="28"/>
+          <w:szCs w:val="28"/>
         </w:rPr>
         <w:t>للطرفين الحق في إنهاء التعاقد بعد إخطار كتابي للطرف الآخر قبل انتهاء المدة بشهر. ولا يُجدَّد العقد بعد انتهاء مدته إلا برغبة الطرفين عن طريق المكاتبة ( ملحق العقد ) يقدمها الطرف الأول للطرف الثاني بمدة جديدة وشروط جديدة، ويعتبر العقد منتهي المدة دون إخطار أو إنذار أو حكم قضائي.</w:t>
       </w:r>
     </w:p>
     <w:p>
       <w:pPr>
-        <w:spacing w:before="140" w:after="100" w:line="384" w:lineRule="auto"/>
+        <w:spacing w:before="140" w:after="100"/>
         <w:ind w:right="198"/>
         <w:jc w:val="both"/>
         <w:rPr>
+          <w:rFonts w:asciiTheme="minorBidi" w:hAnsiTheme="minorBidi" w:cstheme="minorBidi"/>
           <w:b/>
           <w:bCs/>
+          <w:sz w:val="28"/>
+          <w:szCs w:val="28"/>
         </w:rPr>
       </w:pPr>
       <w:r>
         <w:rPr>
+          <w:rFonts w:asciiTheme="minorBidi" w:hAnsiTheme="minorBidi" w:cstheme="minorBidi"/>
           <w:b/>
           <w:bCs/>
           <w:color w:val="0163AA"/>
+          <w:sz w:val="28"/>
+          <w:szCs w:val="28"/>
         </w:rPr>
         <w:t xml:space="preserve">حادي عشر : </w:t>
       </w:r>
       <w:r>
         <w:rPr>
+          <w:rFonts w:asciiTheme="minorBidi" w:hAnsiTheme="minorBidi" w:cstheme="minorBidi"/>
           <w:b/>
           <w:bCs/>
           <w:color w:val="1A2433"/>
-          <w:sz w:val="21"/>
-          <w:szCs w:val="21"/>
+          <w:sz w:val="28"/>
+          <w:szCs w:val="28"/>
         </w:rPr>
-        <w:t xml:space="preserve">تختص محاكم </w:t>
+        <w:t xml:space="preserve">تختص </w:t>
       </w:r>
       <w:r>
         <w:rPr>
+          <w:rFonts w:asciiTheme="minorBidi" w:hAnsiTheme="minorBidi" w:cstheme="minorBidi"/>
           <w:b/>
           <w:bCs/>
           <w:color w:val="1A2433"/>
-          <w:sz w:val="21"/>
-          <w:szCs w:val="21"/>
-          <w:u w:val="single" w:color="697485"/>
+          <w:sz w:val="28"/>
+          <w:szCs w:val="28"/>
         </w:rPr>
-        <w:t>          </w:t>
+        <w:t xml:space="preserve">محاكم الإسكندرية </w:t>
       </w:r>
       <w:r>
         <w:rPr>
-          <w:rFonts w:hint="cs"/>
+          <w:rFonts w:asciiTheme="minorBidi" w:hAnsiTheme="minorBidi" w:cstheme="minorBidi"/>
           <w:b/>
           <w:bCs/>
           <w:color w:val="1A2433"/>
-          <w:sz w:val="21"/>
-          <w:szCs w:val="21"/>
-          <w:u w:val="single" w:color="697485"/>
+          <w:sz w:val="28"/>
+          <w:szCs w:val="28"/>
         </w:rPr>
-        <w:t xml:space="preserve">      </w:t>
-      </w:r>
-      <w:r>
-        <w:rPr>
-          <w:b/>
-          <w:bCs/>
-          <w:color w:val="1A2433"/>
-          <w:sz w:val="21"/>
-          <w:szCs w:val="21"/>
-          <w:u w:val="single" w:color="697485"/>
-        </w:rPr>
-        <w:t>        </w:t>
-      </w:r>
-      <w:r>
-        <w:rPr>
-          <w:b/>
-          <w:bCs/>
-          <w:color w:val="1A2433"/>
-          <w:sz w:val="21"/>
-          <w:szCs w:val="21"/>
-        </w:rPr>
-        <w:t xml:space="preserve"> بالنظر في أي خلاف — لا قدَّر الله.</w:t>
+        <w:t>بالنظر في أي خلاف — لا قدَّر الله.</w:t>
       </w:r>
     </w:p>
     <w:p>
       <w:pPr>
-        <w:spacing w:before="140" w:after="100" w:line="372" w:lineRule="auto"/>
+        <w:spacing w:before="140" w:after="100"/>
         <w:ind w:right="198"/>
         <w:jc w:val="both"/>
         <w:rPr>
+          <w:rFonts w:asciiTheme="minorBidi" w:hAnsiTheme="minorBidi" w:cstheme="minorBidi"/>
           <w:b/>
           <w:bCs/>
+          <w:sz w:val="28"/>
+          <w:szCs w:val="28"/>
         </w:rPr>
       </w:pPr>
       <w:r>
         <w:rPr>
+          <w:rFonts w:asciiTheme="minorBidi" w:hAnsiTheme="minorBidi" w:cstheme="minorBidi"/>
           <w:b/>
           <w:bCs/>
           <w:color w:val="0163AA"/>
+          <w:sz w:val="28"/>
+          <w:szCs w:val="28"/>
         </w:rPr>
         <w:t xml:space="preserve">ثاني عشر : </w:t>
       </w:r>
       <w:r>
         <w:rPr>
+          <w:rFonts w:asciiTheme="minorBidi" w:hAnsiTheme="minorBidi" w:cstheme="minorBidi"/>
           <w:b/>
           <w:bCs/>
           <w:color w:val="1A2433"/>
-          <w:sz w:val="21"/>
-          <w:szCs w:val="21"/>
+          <w:sz w:val="28"/>
+          <w:szCs w:val="28"/>
         </w:rPr>
         <w:t>حُرِّر هذا العقد من نسختين، بيد كل طرف نسخة للعمل بها.</w:t>
       </w:r>
@@ -1833,10 +2327,16 @@
         <w:pBdr>
           <w:bottom w:val="single" w:sz="10" w:space="4" w:color="0163AA"/>
         </w:pBdr>
-        <w:spacing w:before="320" w:after="160" w:line="324" w:lineRule="auto"/>
+        <w:spacing w:before="320" w:after="160"/>
+        <w:rPr>
+          <w:rFonts w:asciiTheme="minorBidi" w:hAnsiTheme="minorBidi" w:cstheme="minorBidi"/>
+          <w:sz w:val="28"/>
+          <w:szCs w:val="28"/>
+        </w:rPr>
       </w:pPr>
       <w:r>
         <w:rPr>
+          <w:rFonts w:asciiTheme="minorBidi" w:hAnsiTheme="minorBidi" w:cstheme="minorBidi"/>
           <w:b/>
           <w:bCs/>
           <w:color w:val="0163AA"/>
@@ -1884,9 +2384,13 @@
             <w:pPr>
               <w:spacing w:before="40" w:after="40" w:line="288" w:lineRule="auto"/>
               <w:jc w:val="center"/>
+              <w:rPr>
+                <w:rFonts w:asciiTheme="minorBidi" w:hAnsiTheme="minorBidi" w:cstheme="minorBidi"/>
+              </w:rPr>
             </w:pPr>
             <w:r>
               <w:rPr>
+                <w:rFonts w:asciiTheme="minorBidi" w:hAnsiTheme="minorBidi" w:cstheme="minorBidi"/>
                 <w:b/>
                 <w:bCs/>
                 <w:color w:val="FFFFFF"/>
@@ -1906,9 +2410,13 @@
             <w:pPr>
               <w:spacing w:before="40" w:after="40" w:line="288" w:lineRule="auto"/>
               <w:jc w:val="center"/>
+              <w:rPr>
+                <w:rFonts w:asciiTheme="minorBidi" w:hAnsiTheme="minorBidi" w:cstheme="minorBidi"/>
+              </w:rPr>
             </w:pPr>
             <w:r>
               <w:rPr>
+                <w:rFonts w:asciiTheme="minorBidi" w:hAnsiTheme="minorBidi" w:cstheme="minorBidi"/>
                 <w:b/>
                 <w:bCs/>
                 <w:color w:val="FFFFFF"/>
@@ -1931,9 +2439,13 @@
           <w:p>
             <w:pPr>
               <w:spacing w:before="80" w:after="80" w:line="360" w:lineRule="auto"/>
+              <w:rPr>
+                <w:rFonts w:asciiTheme="minorBidi" w:hAnsiTheme="minorBidi" w:cstheme="minorBidi"/>
+              </w:rPr>
             </w:pPr>
             <w:r>
               <w:rPr>
+                <w:rFonts w:asciiTheme="minorBidi" w:hAnsiTheme="minorBidi" w:cstheme="minorBidi"/>
                 <w:b/>
                 <w:bCs/>
                 <w:color w:val="1E4B7A"/>
@@ -1944,6 +2456,7 @@
             </w:r>
             <w:r>
               <w:rPr>
+                <w:rFonts w:asciiTheme="minorBidi" w:hAnsiTheme="minorBidi" w:cstheme="minorBidi"/>
                 <w:color w:val="1A2433"/>
                 <w:sz w:val="21"/>
                 <w:szCs w:val="21"/>
@@ -1960,9 +2473,13 @@
           <w:p>
             <w:pPr>
               <w:spacing w:before="80" w:after="80" w:line="360" w:lineRule="auto"/>
+              <w:rPr>
+                <w:rFonts w:asciiTheme="minorBidi" w:hAnsiTheme="minorBidi" w:cstheme="minorBidi"/>
+              </w:rPr>
             </w:pPr>
             <w:r>
               <w:rPr>
+                <w:rFonts w:asciiTheme="minorBidi" w:hAnsiTheme="minorBidi" w:cstheme="minorBidi"/>
                 <w:b/>
                 <w:bCs/>
                 <w:color w:val="1E4B7A"/>
@@ -1973,6 +2490,7 @@
             </w:r>
             <w:r>
               <w:rPr>
+                <w:rFonts w:asciiTheme="minorBidi" w:hAnsiTheme="minorBidi" w:cstheme="minorBidi"/>
                 <w:color w:val="1A2433"/>
                 <w:sz w:val="21"/>
                 <w:szCs w:val="21"/>
@@ -1994,9 +2512,13 @@
           <w:p>
             <w:pPr>
               <w:spacing w:before="80" w:after="80" w:line="360" w:lineRule="auto"/>
+              <w:rPr>
+                <w:rFonts w:asciiTheme="minorBidi" w:hAnsiTheme="minorBidi" w:cstheme="minorBidi"/>
+              </w:rPr>
             </w:pPr>
             <w:r>
               <w:rPr>
+                <w:rFonts w:asciiTheme="minorBidi" w:hAnsiTheme="minorBidi" w:cstheme="minorBidi"/>
                 <w:b/>
                 <w:bCs/>
                 <w:color w:val="1E4B7A"/>
@@ -2007,6 +2529,7 @@
             </w:r>
             <w:r>
               <w:rPr>
+                <w:rFonts w:asciiTheme="minorBidi" w:hAnsiTheme="minorBidi" w:cstheme="minorBidi"/>
                 <w:color w:val="1A2433"/>
                 <w:sz w:val="21"/>
                 <w:szCs w:val="21"/>
@@ -2023,9 +2546,13 @@
           <w:p>
             <w:pPr>
               <w:spacing w:before="80" w:after="80" w:line="360" w:lineRule="auto"/>
+              <w:rPr>
+                <w:rFonts w:asciiTheme="minorBidi" w:hAnsiTheme="minorBidi" w:cstheme="minorBidi"/>
+              </w:rPr>
             </w:pPr>
             <w:r>
               <w:rPr>
+                <w:rFonts w:asciiTheme="minorBidi" w:hAnsiTheme="minorBidi" w:cstheme="minorBidi"/>
                 <w:b/>
                 <w:bCs/>
                 <w:color w:val="1E4B7A"/>
@@ -2036,6 +2563,7 @@
             </w:r>
             <w:r>
               <w:rPr>
+                <w:rFonts w:asciiTheme="minorBidi" w:hAnsiTheme="minorBidi" w:cstheme="minorBidi"/>
                 <w:color w:val="1A2433"/>
                 <w:sz w:val="21"/>
                 <w:szCs w:val="21"/>
@@ -2057,9 +2585,13 @@
           <w:p>
             <w:pPr>
               <w:spacing w:before="80" w:after="80" w:line="360" w:lineRule="auto"/>
+              <w:rPr>
+                <w:rFonts w:asciiTheme="minorBidi" w:hAnsiTheme="minorBidi" w:cstheme="minorBidi"/>
+              </w:rPr>
             </w:pPr>
             <w:r>
               <w:rPr>
+                <w:rFonts w:asciiTheme="minorBidi" w:hAnsiTheme="minorBidi" w:cstheme="minorBidi"/>
                 <w:b/>
                 <w:bCs/>
                 <w:color w:val="1E4B7A"/>
@@ -2070,6 +2602,7 @@
             </w:r>
             <w:r>
               <w:rPr>
+                <w:rFonts w:asciiTheme="minorBidi" w:hAnsiTheme="minorBidi" w:cstheme="minorBidi"/>
                 <w:color w:val="1A2433"/>
                 <w:sz w:val="21"/>
                 <w:szCs w:val="21"/>
@@ -2081,11 +2614,17 @@
           <w:p>
             <w:pPr>
               <w:spacing w:before="200" w:after="80" w:line="288" w:lineRule="auto"/>
+              <w:rPr>
+                <w:rFonts w:asciiTheme="minorBidi" w:hAnsiTheme="minorBidi" w:cstheme="minorBidi"/>
+              </w:rPr>
             </w:pPr>
           </w:p>
           <w:p>
             <w:pPr>
               <w:spacing w:before="360" w:after="40" w:line="288" w:lineRule="auto"/>
+              <w:rPr>
+                <w:rFonts w:asciiTheme="minorBidi" w:hAnsiTheme="minorBidi" w:cstheme="minorBidi"/>
+              </w:rPr>
             </w:pPr>
           </w:p>
         </w:tc>
@@ -2096,9 +2635,13 @@
           <w:p>
             <w:pPr>
               <w:spacing w:before="80" w:after="80" w:line="360" w:lineRule="auto"/>
+              <w:rPr>
+                <w:rFonts w:asciiTheme="minorBidi" w:hAnsiTheme="minorBidi" w:cstheme="minorBidi"/>
+              </w:rPr>
             </w:pPr>
             <w:r>
               <w:rPr>
+                <w:rFonts w:asciiTheme="minorBidi" w:hAnsiTheme="minorBidi" w:cstheme="minorBidi"/>
                 <w:b/>
                 <w:bCs/>
                 <w:color w:val="1E4B7A"/>
@@ -2109,6 +2652,7 @@
             </w:r>
             <w:r>
               <w:rPr>
+                <w:rFonts w:asciiTheme="minorBidi" w:hAnsiTheme="minorBidi" w:cstheme="minorBidi"/>
                 <w:color w:val="1A2433"/>
                 <w:sz w:val="21"/>
                 <w:szCs w:val="21"/>
@@ -2120,11 +2664,17 @@
           <w:p>
             <w:pPr>
               <w:spacing w:before="200" w:after="80" w:line="288" w:lineRule="auto"/>
+              <w:rPr>
+                <w:rFonts w:asciiTheme="minorBidi" w:hAnsiTheme="minorBidi" w:cstheme="minorBidi"/>
+              </w:rPr>
             </w:pPr>
           </w:p>
           <w:p>
             <w:pPr>
               <w:spacing w:before="360" w:after="40" w:line="288" w:lineRule="auto"/>
+              <w:rPr>
+                <w:rFonts w:asciiTheme="minorBidi" w:hAnsiTheme="minorBidi" w:cstheme="minorBidi"/>
+              </w:rPr>
             </w:pPr>
           </w:p>
         </w:tc>
@@ -2134,9 +2684,13 @@
       <w:pPr>
         <w:spacing w:before="280" w:after="0" w:line="324" w:lineRule="auto"/>
         <w:jc w:val="center"/>
+        <w:rPr>
+          <w:rFonts w:asciiTheme="minorBidi" w:hAnsiTheme="minorBidi" w:cstheme="minorBidi"/>
+        </w:rPr>
       </w:pPr>
       <w:r>
         <w:rPr>
+          <w:rFonts w:asciiTheme="minorBidi" w:hAnsiTheme="minorBidi" w:cstheme="minorBidi"/>
           <w:b/>
           <w:bCs/>
           <w:color w:val="697485"/>
@@ -2208,23 +2762,81 @@
     <w:pPr>
       <w:spacing w:after="0" w:line="288" w:lineRule="auto"/>
       <w:jc w:val="center"/>
+      <w:rPr>
+        <w:b/>
+        <w:bCs/>
+      </w:rPr>
     </w:pPr>
     <w:r>
       <w:rPr>
+        <w:b/>
+        <w:bCs/>
         <w:color w:val="697485"/>
         <w:sz w:val="15"/>
         <w:szCs w:val="15"/>
       </w:rPr>
-      <w:t>ت: 01278093616   •   almutawakkil.co@gmail.com</w:t>
+      <w:t xml:space="preserve">•   </w:t>
     </w:r>
-  </w:p>
-  <w:p>
-    <w:pPr>
-      <w:spacing w:before="20" w:after="0" w:line="288" w:lineRule="auto"/>
-      <w:jc w:val="center"/>
-    </w:pPr>
+    <w:hyperlink r:id="rId1" w:history="1">
+      <w:r>
+        <w:rPr>
+          <w:rStyle w:val="Hyperlink"/>
+          <w:b/>
+          <w:bCs/>
+          <w:sz w:val="15"/>
+          <w:szCs w:val="15"/>
+          <w:rtl w:val="0"/>
+        </w:rPr>
+        <w:t>ahmed@almutawakkil.com</w:t>
+      </w:r>
+    </w:hyperlink>
     <w:r>
       <w:rPr>
+        <w:b/>
+        <w:bCs/>
+        <w:color w:val="697485"/>
+        <w:sz w:val="15"/>
+        <w:szCs w:val="15"/>
+        <w:rtl w:val="0"/>
+      </w:rPr>
+      <w:t xml:space="preserve"> – </w:t>
+    </w:r>
+    <w:hyperlink r:id="rId2" w:history="1">
+      <w:r>
+        <w:rPr>
+          <w:rStyle w:val="Hyperlink"/>
+          <w:b/>
+          <w:bCs/>
+          <w:sz w:val="15"/>
+          <w:szCs w:val="15"/>
+          <w:rtl w:val="0"/>
+        </w:rPr>
+        <w:t>ayman@almutawakkil.com</w:t>
+      </w:r>
+    </w:hyperlink>
+    <w:r>
+      <w:rPr>
+        <w:b/>
+        <w:bCs/>
+        <w:color w:val="697485"/>
+        <w:sz w:val="15"/>
+        <w:szCs w:val="15"/>
+        <w:rtl w:val="0"/>
+      </w:rPr>
+      <w:t xml:space="preserve"> </w:t>
+    </w:r>
+    <w:r>
+      <w:rPr>
+        <w:rFonts w:hint="cs"/>
+        <w:b/>
+        <w:bCs/>
+      </w:rPr>
+      <w:t xml:space="preserve">                          </w:t>
+    </w:r>
+    <w:r>
+      <w:rPr>
+        <w:b/>
+        <w:bCs/>
         <w:color w:val="697485"/>
         <w:sz w:val="16"/>
         <w:szCs w:val="16"/>
@@ -2233,6 +2845,8 @@
     </w:r>
     <w:r>
       <w:rPr>
+        <w:b/>
+        <w:bCs/>
         <w:color w:val="697485"/>
         <w:sz w:val="16"/>
         <w:szCs w:val="16"/>
@@ -2241,6 +2855,8 @@
     </w:r>
     <w:r>
       <w:rPr>
+        <w:b/>
+        <w:bCs/>
         <w:color w:val="697485"/>
         <w:sz w:val="16"/>
         <w:szCs w:val="16"/>
@@ -2249,6 +2865,8 @@
     </w:r>
     <w:r>
       <w:rPr>
+        <w:b/>
+        <w:bCs/>
         <w:color w:val="697485"/>
         <w:sz w:val="16"/>
         <w:szCs w:val="16"/>
@@ -2257,6 +2875,8 @@
     </w:r>
     <w:r>
       <w:rPr>
+        <w:b/>
+        <w:bCs/>
         <w:noProof/>
         <w:color w:val="697485"/>
         <w:sz w:val="16"/>
@@ -2266,6 +2886,8 @@
     </w:r>
     <w:r>
       <w:rPr>
+        <w:b/>
+        <w:bCs/>
         <w:color w:val="697485"/>
         <w:sz w:val="16"/>
         <w:szCs w:val="16"/>
@@ -2274,6 +2896,8 @@
     </w:r>
     <w:r>
       <w:rPr>
+        <w:b/>
+        <w:bCs/>
         <w:color w:val="697485"/>
         <w:sz w:val="16"/>
         <w:szCs w:val="16"/>
@@ -2282,6 +2906,8 @@
     </w:r>
     <w:r>
       <w:rPr>
+        <w:b/>
+        <w:bCs/>
         <w:color w:val="697485"/>
         <w:sz w:val="16"/>
         <w:szCs w:val="16"/>
@@ -2290,6 +2916,8 @@
     </w:r>
     <w:r>
       <w:rPr>
+        <w:b/>
+        <w:bCs/>
         <w:color w:val="697485"/>
         <w:sz w:val="16"/>
         <w:szCs w:val="16"/>
@@ -2298,6 +2926,8 @@
     </w:r>
     <w:r>
       <w:rPr>
+        <w:b/>
+        <w:bCs/>
         <w:color w:val="697485"/>
         <w:sz w:val="16"/>
         <w:szCs w:val="16"/>
@@ -2306,6 +2936,8 @@
     </w:r>
     <w:r>
       <w:rPr>
+        <w:b/>
+        <w:bCs/>
         <w:noProof/>
         <w:color w:val="697485"/>
         <w:sz w:val="16"/>
@@ -2315,6 +2947,8 @@
     </w:r>
     <w:r>
       <w:rPr>
+        <w:b/>
+        <w:bCs/>
         <w:color w:val="697485"/>
         <w:sz w:val="16"/>
         <w:szCs w:val="16"/>
@@ -2385,7 +3019,7 @@
               <w:noProof/>
             </w:rPr>
             <w:drawing>
-              <wp:inline distT="0" distB="0" distL="0" distR="0" wp14:anchorId="5ABCAFC0" wp14:editId="13AF34EA">
+              <wp:inline distT="0" distB="0" distL="0" distR="0" wp14:anchorId="5ABCAFC0" wp14:editId="287F5B24">
                 <wp:extent cx="1116000" cy="848311"/>
                 <wp:effectExtent l="0" t="0" r="0" b="0"/>
                 <wp:docPr id="1" name="Picture 1"/>
@@ -2431,6 +3065,57 @@
             <w:spacing w:before="40" w:after="0"/>
             <w:jc w:val="right"/>
           </w:pPr>
+          <w:r>
+            <w:drawing>
+              <wp:anchor distT="0" distB="0" distL="114300" distR="114300" simplePos="0" relativeHeight="251658240" behindDoc="0" locked="0" layoutInCell="1" allowOverlap="1" wp14:anchorId="1F057C5E" wp14:editId="0D4A3D03">
+                <wp:simplePos x="0" y="0"/>
+                <wp:positionH relativeFrom="column">
+                  <wp:posOffset>4210685</wp:posOffset>
+                </wp:positionH>
+                <wp:positionV relativeFrom="paragraph">
+                  <wp:posOffset>6985</wp:posOffset>
+                </wp:positionV>
+                <wp:extent cx="600075" cy="642938"/>
+                <wp:effectExtent l="0" t="0" r="0" b="5080"/>
+                <wp:wrapNone/>
+                <wp:docPr id="712866066" name="Picture 1"/>
+                <wp:cNvGraphicFramePr>
+                  <a:graphicFrameLocks xmlns:a="http://schemas.openxmlformats.org/drawingml/2006/main" noChangeAspect="1"/>
+                </wp:cNvGraphicFramePr>
+                <a:graphic xmlns:a="http://schemas.openxmlformats.org/drawingml/2006/main">
+                  <a:graphicData uri="http://schemas.openxmlformats.org/drawingml/2006/picture">
+                    <pic:pic xmlns:pic="http://schemas.openxmlformats.org/drawingml/2006/picture">
+                      <pic:nvPicPr>
+                        <pic:cNvPr id="712866066" name=""/>
+                        <pic:cNvPicPr/>
+                      </pic:nvPicPr>
+                      <pic:blipFill>
+                        <a:blip r:embed="rId2"/>
+                        <a:stretch>
+                          <a:fillRect/>
+                        </a:stretch>
+                      </pic:blipFill>
+                      <pic:spPr>
+                        <a:xfrm flipH="1">
+                          <a:off x="0" y="0"/>
+                          <a:ext cx="600075" cy="642938"/>
+                        </a:xfrm>
+                        <a:prstGeom prst="rect">
+                          <a:avLst/>
+                        </a:prstGeom>
+                      </pic:spPr>
+                    </pic:pic>
+                  </a:graphicData>
+                </a:graphic>
+                <wp14:sizeRelH relativeFrom="page">
+                  <wp14:pctWidth>0</wp14:pctWidth>
+                </wp14:sizeRelH>
+                <wp14:sizeRelV relativeFrom="page">
+                  <wp14:pctHeight>0</wp14:pctHeight>
+                </wp14:sizeRelV>
+              </wp:anchor>
+            </w:drawing>
+          </w:r>
           <w:r>
             <w:rPr>
               <w:b/>
@@ -2479,6 +3164,10 @@
         <w:bottom w:val="single" w:sz="12" w:space="2" w:color="0163AA"/>
       </w:pBdr>
       <w:spacing w:before="60" w:after="0" w:line="324" w:lineRule="auto"/>
+      <w:rPr>
+        <w:sz w:val="2"/>
+        <w:szCs w:val="2"/>
+      </w:rPr>
     </w:pPr>
   </w:p>
 </w:hdr>
@@ -14069,6 +14758,29 @@
       </w:tcPr>
     </w:tblStylePr>
   </w:style>
+  <w:style w:type="character" w:styleId="Hyperlink">
+    <w:name w:val="Hyperlink"/>
+    <w:basedOn w:val="DefaultParagraphFont"/>
+    <w:uiPriority w:val="99"/>
+    <w:unhideWhenUsed/>
+    <w:rsid w:val="00BD3831"/>
+    <w:rPr>
+      <w:color w:val="0000FF" w:themeColor="hyperlink"/>
+      <w:u w:val="single"/>
+    </w:rPr>
+  </w:style>
+  <w:style w:type="character" w:styleId="UnresolvedMention">
+    <w:name w:val="Unresolved Mention"/>
+    <w:basedOn w:val="DefaultParagraphFont"/>
+    <w:uiPriority w:val="99"/>
+    <w:semiHidden/>
+    <w:unhideWhenUsed/>
+    <w:rsid w:val="00BD3831"/>
+    <w:rPr>
+      <w:color w:val="605E5C"/>
+      <w:shd w:val="clear" w:color="auto" w:fill="E1DFDD"/>
+    </w:rPr>
+  </w:style>
 </w:styles>
 </file>
 
